--- a/Øvelser/Geografi/groenlandspumpen/groenlandspumpen.docx
+++ b/Øvelser/Geografi/groenlandspumpen/groenlandspumpen.docx
@@ -1,13 +1,13 @@
 
 <file path=word/document.xml><?xml version="1.0" encoding="utf-8"?>
-<w:document xmlns:a="http://schemas.openxmlformats.org/drawingml/2006/main" xmlns:m="http://schemas.openxmlformats.org/officeDocument/2006/math" xmlns:pic="http://schemas.openxmlformats.org/drawingml/2006/picture" xmlns:r="http://schemas.openxmlformats.org/officeDocument/2006/relationships" xmlns:w="http://schemas.openxmlformats.org/wordprocessingml/2006/main" xmlns:wp="http://schemas.openxmlformats.org/drawingml/2006/wordprocessingDrawing">
+<w:document xmlns:a="http://schemas.openxmlformats.org/drawingml/2006/main" xmlns:m="http://schemas.openxmlformats.org/officeDocument/2006/math" xmlns:ns6="http://schemas.microsoft.com/office/drawing/2010/main" xmlns:ns7="http://schemas.microsoft.com/office/drawing/2016/SVG/main" xmlns:pic="http://schemas.openxmlformats.org/drawingml/2006/picture" xmlns:r="http://schemas.openxmlformats.org/officeDocument/2006/relationships" xmlns:w="http://schemas.openxmlformats.org/wordprocessingml/2006/main" xmlns:wp="http://schemas.openxmlformats.org/drawingml/2006/wordprocessingDrawing">
   <w:body>
     <w:p>
       <w:pPr>
         <w:pStyle w:val="Title"/>
       </w:pPr>
       <w:r>
-        <w:t xml:space="preserve">Grønlandspumpen</w:t>
+        <w:t xml:space="preserve">Den termohaline cirkulation</w:t>
       </w:r>
     </w:p>
     <w:p>
@@ -15,7 +15,7 @@
         <w:pStyle w:val="Subtitle"/>
       </w:pPr>
       <w:r>
-        <w:t xml:space="preserve">Modelforsøg om den termohaline cirkulation</w:t>
+        <w:t xml:space="preserve">Grønlandspumpen som modelforsøg i fire dele</w:t>
       </w:r>
     </w:p>
     <w:p>
@@ -66,7 +66,55 @@
         <w:pStyle w:val="FirstParagraph"/>
       </w:pPr>
       <w:r>
-        <w:t xml:space="preserve">I skal bygge en model af</w:t>
+        <w:t xml:space="preserve">Danmark ligger nordligere end det meste af Labrador og er alligevel langt varmere om vinteren. Forklaringen er, at Nordatlanten fungerer som et varmeanlæg: varmt overfladevand føres nordpå, afgiver sin varme til luften over Nordvesteuropa, bliver tungt og synker til bunds ud for Grønland. Den cirkulation kaldes</w:t>
+      </w:r>
+      <w:r>
+        <w:t xml:space="preserve"> </w:t>
+      </w:r>
+      <w:r>
+        <w:rPr>
+          <w:b/>
+          <w:bCs/>
+        </w:rPr>
+        <w:t xml:space="preserve">den termohaline cirkulation</w:t>
+      </w:r>
+      <w:r>
+        <w:t xml:space="preserve"> </w:t>
+      </w:r>
+      <w:r>
+        <w:t xml:space="preserve">— af</w:t>
+      </w:r>
+      <w:r>
+        <w:t xml:space="preserve"> </w:t>
+      </w:r>
+      <w:r>
+        <w:rPr>
+          <w:i/>
+          <w:iCs/>
+        </w:rPr>
+        <w:t xml:space="preserve">termo</w:t>
+      </w:r>
+      <w:r>
+        <w:t xml:space="preserve"> </w:t>
+      </w:r>
+      <w:r>
+        <w:t xml:space="preserve">(temperatur) og</w:t>
+      </w:r>
+      <w:r>
+        <w:t xml:space="preserve"> </w:t>
+      </w:r>
+      <w:r>
+        <w:rPr>
+          <w:i/>
+          <w:iCs/>
+        </w:rPr>
+        <w:t xml:space="preserve">halin</w:t>
+      </w:r>
+      <w:r>
+        <w:t xml:space="preserve"> </w:t>
+      </w:r>
+      <w:r>
+        <w:t xml:space="preserve">(saltindhold) — og den nordatlantiske del af den kaldes i daglig tale</w:t>
       </w:r>
       <w:r>
         <w:t xml:space="preserve"> </w:t>
@@ -79,14 +127,845 @@
         <w:t xml:space="preserve">Grønlandspumpen</w:t>
       </w:r>
       <w:r>
-        <w:t xml:space="preserve"> </w:t>
-      </w:r>
-      <w:r>
-        <w:t xml:space="preserve">— den cirkulation, hvor koldt og salt havvand synker til bunds ud for Grønlands kyst, mens Golfstrømmen fører nyt, varmt vand nordpå til erstatning. I et gennemsigtigt kar undersøger I først, hvordan temperaturforskelle og saltindhold hver for sig får vand til at bevæge sig, og samler det til sidst i én cirkulation med is og varme på hver sin side af karret.</w:t>
+        <w:t xml:space="preserve">.</w:t>
+      </w:r>
+    </w:p>
+    <w:p>
+      <w:pPr>
+        <w:pStyle w:val="BodyText"/>
+      </w:pPr>
+      <w:r>
+        <w:t xml:space="preserve">I denne øvelse bygger I en model af pumpen i et gennemsigtigt kar og måler den fysiske størrelse, der driver den:</w:t>
+      </w:r>
+      <w:r>
+        <w:t xml:space="preserve"> </w:t>
+      </w:r>
+      <w:r>
+        <w:rPr>
+          <w:b/>
+          <w:bCs/>
+        </w:rPr>
+        <w:t xml:space="preserve">densiteten</w:t>
+      </w:r>
+      <w:r>
+        <w:t xml:space="preserve">. Øvelsen er delt i fire:</w:t>
+      </w:r>
+    </w:p>
+    <w:p>
+      <w:pPr>
+        <w:pStyle w:val="Compact"/>
+        <w:numPr>
+          <w:ilvl w:val="0"/>
+          <w:numId w:val="1001"/>
+        </w:numPr>
+      </w:pPr>
+      <w:r>
+        <w:rPr>
+          <w:b/>
+          <w:bCs/>
+        </w:rPr>
+        <w:t xml:space="preserve">Del 1 — temperaturforskellen alene.</w:t>
+      </w:r>
+      <w:r>
+        <w:t xml:space="preserve"> </w:t>
+      </w:r>
+      <w:r>
+        <w:t xml:space="preserve">Hvad sker der, når koldt og varmt vand mødes?</w:t>
+      </w:r>
+    </w:p>
+    <w:p>
+      <w:pPr>
+        <w:pStyle w:val="Compact"/>
+        <w:numPr>
+          <w:ilvl w:val="0"/>
+          <w:numId w:val="1001"/>
+        </w:numPr>
+      </w:pPr>
+      <w:r>
+        <w:rPr>
+          <w:b/>
+          <w:bCs/>
+        </w:rPr>
+        <w:t xml:space="preserve">Del 2 — saltforskellen alene.</w:t>
+      </w:r>
+      <w:r>
+        <w:t xml:space="preserve"> </w:t>
+      </w:r>
+      <w:r>
+        <w:t xml:space="preserve">Hvad sker der, når salt og fersk vand mødes?</w:t>
+      </w:r>
+    </w:p>
+    <w:p>
+      <w:pPr>
+        <w:pStyle w:val="Compact"/>
+        <w:numPr>
+          <w:ilvl w:val="0"/>
+          <w:numId w:val="1001"/>
+        </w:numPr>
+      </w:pPr>
+      <w:r>
+        <w:rPr>
+          <w:b/>
+          <w:bCs/>
+        </w:rPr>
+        <w:t xml:space="preserve">Del 3 — hele pumpen.</w:t>
+      </w:r>
+      <w:r>
+        <w:t xml:space="preserve"> </w:t>
+      </w:r>
+      <w:r>
+        <w:t xml:space="preserve">Is i den ene ende, varme i den anden — og en cirkulation, I kan se.</w:t>
+      </w:r>
+    </w:p>
+    <w:p>
+      <w:pPr>
+        <w:pStyle w:val="Compact"/>
+        <w:numPr>
+          <w:ilvl w:val="0"/>
+          <w:numId w:val="1001"/>
+        </w:numPr>
+      </w:pPr>
+      <w:r>
+        <w:rPr>
+          <w:b/>
+          <w:bCs/>
+        </w:rPr>
+        <w:t xml:space="preserve">Del 4 — densiteten målt.</w:t>
+      </w:r>
+      <w:r>
+        <w:t xml:space="preserve"> </w:t>
+      </w:r>
+      <w:r>
+        <w:t xml:space="preserve">Hvor meget tungere er saltvand egentlig end ferskvand?</w:t>
+      </w:r>
+    </w:p>
+    <w:p>
+      <w:pPr>
+        <w:pStyle w:val="FirstParagraph"/>
+      </w:pPr>
+      <w:r>
+        <w:t xml:space="preserve">Del 1–3 er kvalitative: I beskriver og tegner, hvad I ser. Del 4 er kvantitativ og giver tallene til databehandlingen.</w:t>
       </w:r>
     </w:p>
     <w:bookmarkEnd w:id="19"/>
-    <w:bookmarkStart w:id="20" w:name="hypotese"/>
+    <w:bookmarkStart w:id="39" w:name="baggrund"/>
+    <w:p>
+      <w:pPr>
+        <w:pStyle w:val="Heading2"/>
+      </w:pPr>
+      <w:r>
+        <w:t xml:space="preserve">Baggrund</w:t>
+      </w:r>
+    </w:p>
+    <w:bookmarkStart w:id="25" w:name="densitet"/>
+    <w:p>
+      <w:pPr>
+        <w:pStyle w:val="Heading3"/>
+      </w:pPr>
+      <w:r>
+        <w:t xml:space="preserve">Densitet</w:t>
+      </w:r>
+    </w:p>
+    <w:p>
+      <w:pPr>
+        <w:pStyle w:val="FirstParagraph"/>
+      </w:pPr>
+      <w:r>
+        <w:rPr>
+          <w:b/>
+          <w:bCs/>
+        </w:rPr>
+        <w:t xml:space="preserve">Densitet</w:t>
+      </w:r>
+      <w:r>
+        <w:t xml:space="preserve"> </w:t>
+      </w:r>
+      <w:r>
+        <w:t xml:space="preserve">(massefylde) er massen pr. rumfang:</w:t>
+      </w:r>
+    </w:p>
+    <w:p>
+      <w:pPr>
+        <w:pStyle w:val="BodyText"/>
+      </w:pPr>
+      <m:oMathPara>
+        <m:oMathParaPr>
+          <m:jc m:val="center"/>
+        </m:oMathParaPr>
+        <m:oMath>
+          <m:r>
+            <m:t>ρ</m:t>
+          </m:r>
+          <m:r>
+            <m:rPr>
+              <m:sty m:val="p"/>
+            </m:rPr>
+            <m:t>=</m:t>
+          </m:r>
+          <m:f>
+            <m:fPr>
+              <m:type m:val="bar"/>
+            </m:fPr>
+            <m:num>
+              <m:r>
+                <m:t>m</m:t>
+              </m:r>
+            </m:num>
+            <m:den>
+              <m:r>
+                <m:t>V</m:t>
+              </m:r>
+            </m:den>
+          </m:f>
+        </m:oMath>
+      </m:oMathPara>
+    </w:p>
+    <w:p>
+      <w:pPr>
+        <w:pStyle w:val="FirstParagraph"/>
+      </w:pPr>
+      <w:r>
+        <w:t xml:space="preserve">hvor</w:t>
+      </w:r>
+      <w:r>
+        <w:t xml:space="preserve"> </w:t>
+      </w:r>
+      <m:oMath>
+        <m:r>
+          <m:t>ρ</m:t>
+        </m:r>
+      </m:oMath>
+      <w:r>
+        <w:t xml:space="preserve"> </w:t>
+      </w:r>
+      <w:r>
+        <w:t xml:space="preserve">måles i g/cm³ eller kg/m³ (</w:t>
+      </w:r>
+      <m:oMath>
+        <m:r>
+          <m:t>1</m:t>
+        </m:r>
+        <m:r>
+          <m:t> </m:t>
+        </m:r>
+        <m:sSup>
+          <m:e>
+            <m:r>
+              <m:rPr>
+                <m:nor/>
+                <m:sty m:val="p"/>
+              </m:rPr>
+              <m:t>g/cm</m:t>
+            </m:r>
+          </m:e>
+          <m:sup>
+            <m:r>
+              <m:t>3</m:t>
+            </m:r>
+          </m:sup>
+        </m:sSup>
+        <m:r>
+          <m:rPr>
+            <m:sty m:val="p"/>
+          </m:rPr>
+          <m:t>=</m:t>
+        </m:r>
+        <m:r>
+          <m:t>1000</m:t>
+        </m:r>
+        <m:r>
+          <m:t> </m:t>
+        </m:r>
+        <m:sSup>
+          <m:e>
+            <m:r>
+              <m:rPr>
+                <m:nor/>
+                <m:sty m:val="p"/>
+              </m:rPr>
+              <m:t>kg/m</m:t>
+            </m:r>
+          </m:e>
+          <m:sup>
+            <m:r>
+              <m:t>3</m:t>
+            </m:r>
+          </m:sup>
+        </m:sSup>
+      </m:oMath>
+      <w:r>
+        <w:t xml:space="preserve">). To vandmasser med forskellig densitet blander sig ikke uden videre: den tungeste lægger sig nederst, og den letteste flyder ovenpå. Det er hele forsøgets princip.</w:t>
+      </w:r>
+    </w:p>
+    <w:p>
+      <w:pPr>
+        <w:pStyle w:val="BodyText"/>
+      </w:pPr>
+      <w:r>
+        <w:t xml:space="preserve">For havvand afhænger densiteten af to ting, og de trækker hver sin vej:</w:t>
+      </w:r>
+    </w:p>
+    <w:tbl>
+      <w:tblPr>
+        <w:tblStyle w:val="Table"/>
+        <w:tblW w:type="pct" w:w="5000"/>
+        <w:tblLayout w:type="fixed"/>
+        <w:tblLook w:firstRow="0" w:lastRow="0" w:firstColumn="0" w:lastColumn="0" w:noHBand="0" w:noVBand="0" w:val="0000"/>
+      </w:tblPr>
+      <w:tblGrid>
+        <w:gridCol w:w="7920"/>
+      </w:tblGrid>
+      <w:tr>
+        <w:tc>
+          <w:tcPr/>
+          <w:bookmarkStart w:id="24" w:name="fig-densitet"/>
+          <w:p>
+            <w:pPr>
+              <w:pStyle w:val="Compact"/>
+              <w:jc w:val="center"/>
+            </w:pPr>
+            <w:r>
+              <w:drawing>
+                <wp:inline>
+                  <wp:extent cx="5608320" cy="1577340"/>
+                  <wp:effectExtent b="0" l="0" r="0" t="0"/>
+                  <wp:docPr descr="" title="" id="21" name="Picture"/>
+                  <a:graphic>
+                    <a:graphicData uri="http://schemas.openxmlformats.org/drawingml/2006/picture">
+                      <pic:pic>
+                        <pic:nvPicPr>
+                          <pic:cNvPr descr="figurer/densitet.svg" id="22" name="Picture"/>
+                          <pic:cNvPicPr>
+                            <a:picLocks noChangeArrowheads="1" noChangeAspect="1"/>
+                          </pic:cNvPicPr>
+                        </pic:nvPicPr>
+                        <pic:blipFill>
+                          <a:blip r:embed="rId23">
+                            <a:extLst>
+                              <a:ext uri="{28A0092B-C50C-407E-A947-70E740481C1C}">
+                                <ns6:useLocalDpi val="0"/>
+                              </a:ext>
+                              <a:ext uri="{96DAC541-7B7A-43D3-8B79-37D633B846F1}">
+                                <ns7:svgBlip r:embed="rId20"/>
+                              </a:ext>
+                            </a:extLst>
+                          </a:blip>
+                          <a:stretch>
+                            <a:fillRect/>
+                          </a:stretch>
+                        </pic:blipFill>
+                        <pic:spPr bwMode="auto">
+                          <a:xfrm>
+                            <a:off x="0" y="0"/>
+                            <a:ext cx="5608320" cy="1577340"/>
+                          </a:xfrm>
+                          <a:prstGeom prst="rect">
+                            <a:avLst/>
+                          </a:prstGeom>
+                          <a:noFill/>
+                          <a:ln w="9525">
+                            <a:noFill/>
+                            <a:headEnd/>
+                            <a:tailEnd/>
+                          </a:ln>
+                        </pic:spPr>
+                      </pic:pic>
+                    </a:graphicData>
+                  </a:graphic>
+                </wp:inline>
+              </w:drawing>
+            </w:r>
+          </w:p>
+          <w:p>
+            <w:pPr>
+              <w:jc w:val="center"/>
+            </w:pPr>
+            <w:pPr>
+              <w:jc w:val="left"/>
+              <w:spacing w:before="200"/>
+              <w:pStyle w:val="ImageCaption"/>
+            </w:pPr>
+            <w:r>
+              <w:t xml:space="preserve">Figur 1: Koldt vand er tungere end varmt, og salt vand er tungere end fersk. Det tungeste vand i Nordatlanten er derfor det, der er både iskoldt og ekstra salt.</w:t>
+            </w:r>
+          </w:p>
+          <w:bookmarkEnd w:id="24"/>
+        </w:tc>
+      </w:tr>
+    </w:tbl>
+    <w:p>
+      <w:pPr>
+        <w:pStyle w:val="BodyText"/>
+      </w:pPr>
+      <w:r>
+        <w:t xml:space="preserve">Postevand ved 20 °C har densiteten ca. 0,998 g/cm³. Havvand med gennemsnitligt saltindhold har ved samme temperatur ca. 1,025 g/cm³ — altså knap 3 % tungere.</w:t>
+      </w:r>
+    </w:p>
+    <w:bookmarkEnd w:id="25"/>
+    <w:bookmarkStart w:id="26" w:name="saltholdighed"/>
+    <w:p>
+      <w:pPr>
+        <w:pStyle w:val="Heading3"/>
+      </w:pPr>
+      <w:r>
+        <w:t xml:space="preserve">Saltholdighed</w:t>
+      </w:r>
+    </w:p>
+    <w:p>
+      <w:pPr>
+        <w:pStyle w:val="FirstParagraph"/>
+      </w:pPr>
+      <w:r>
+        <w:t xml:space="preserve">Havvandets</w:t>
+      </w:r>
+      <w:r>
+        <w:t xml:space="preserve"> </w:t>
+      </w:r>
+      <w:r>
+        <w:rPr>
+          <w:b/>
+          <w:bCs/>
+        </w:rPr>
+        <w:t xml:space="preserve">saltholdighed</w:t>
+      </w:r>
+      <w:r>
+        <w:t xml:space="preserve"> </w:t>
+      </w:r>
+      <w:r>
+        <w:t xml:space="preserve">(salinitet) angives i promille, ‰, altså gram salt pr. kilogram havvand:</w:t>
+      </w:r>
+    </w:p>
+    <w:p>
+      <w:pPr>
+        <w:pStyle w:val="BodyText"/>
+      </w:pPr>
+      <m:oMathPara>
+        <m:oMathParaPr>
+          <m:jc m:val="center"/>
+        </m:oMathParaPr>
+        <m:oMath>
+          <m:r>
+            <m:t>S</m:t>
+          </m:r>
+          <m:r>
+            <m:rPr>
+              <m:sty m:val="p"/>
+            </m:rPr>
+            <m:t>=</m:t>
+          </m:r>
+          <m:f>
+            <m:fPr>
+              <m:type m:val="bar"/>
+            </m:fPr>
+            <m:num>
+              <m:sSub>
+                <m:e>
+                  <m:r>
+                    <m:t>m</m:t>
+                  </m:r>
+                </m:e>
+                <m:sub>
+                  <m:r>
+                    <m:rPr>
+                      <m:nor/>
+                      <m:sty m:val="p"/>
+                    </m:rPr>
+                    <m:t>salt</m:t>
+                  </m:r>
+                </m:sub>
+              </m:sSub>
+            </m:num>
+            <m:den>
+              <m:sSub>
+                <m:e>
+                  <m:r>
+                    <m:t>m</m:t>
+                  </m:r>
+                </m:e>
+                <m:sub>
+                  <m:r>
+                    <m:rPr>
+                      <m:nor/>
+                      <m:sty m:val="p"/>
+                    </m:rPr>
+                    <m:t>opløsning</m:t>
+                  </m:r>
+                </m:sub>
+              </m:sSub>
+            </m:den>
+          </m:f>
+          <m:r>
+            <m:rPr>
+              <m:sty m:val="p"/>
+            </m:rPr>
+            <m:t>⋅</m:t>
+          </m:r>
+          <m:r>
+            <m:t>1000</m:t>
+          </m:r>
+          <m:r>
+            <m:t> </m:t>
+          </m:r>
+          <m:r>
+            <m:rPr>
+              <m:nor/>
+              <m:sty m:val="p"/>
+            </m:rPr>
+            <m:t>‰</m:t>
+          </m:r>
+        </m:oMath>
+      </m:oMathPara>
+    </w:p>
+    <w:p>
+      <w:pPr>
+        <w:pStyle w:val="FirstParagraph"/>
+      </w:pPr>
+      <w:r>
+        <w:t xml:space="preserve">Verdenshavets gennemsnit er ca. 35 ‰ — omtrent 35 gram salt pr. liter vand. I praksis blander I i denne øvelse saltvand efter gram pr. liter, hvilket ligger tæt nok på promille til, at I kan sammenligne direkte.</w:t>
+      </w:r>
+    </w:p>
+    <w:bookmarkEnd w:id="26"/>
+    <w:bookmarkStart w:id="32" w:name="havisen-efterlader-saltet"/>
+    <w:p>
+      <w:pPr>
+        <w:pStyle w:val="Heading3"/>
+      </w:pPr>
+      <w:r>
+        <w:t xml:space="preserve">Havisen efterlader saltet</w:t>
+      </w:r>
+    </w:p>
+    <w:p>
+      <w:pPr>
+        <w:pStyle w:val="FirstParagraph"/>
+      </w:pPr>
+      <w:r>
+        <w:t xml:space="preserve">Det ene punkt, man ikke kan gætte sig til, er hvad der sker, når havis dannes. Når havvand fryser, bygges saltionerne ikke ind i iskrystallerne — de bliver efterladt i vandet under isen. Havis er derfor næsten ferskvand, mens vandet lige under isen bliver</w:t>
+      </w:r>
+      <w:r>
+        <w:t xml:space="preserve"> </w:t>
+      </w:r>
+      <w:r>
+        <w:rPr>
+          <w:b/>
+          <w:bCs/>
+        </w:rPr>
+        <w:t xml:space="preserve">saltere</w:t>
+      </w:r>
+      <w:r>
+        <w:t xml:space="preserve"> </w:t>
+      </w:r>
+      <w:r>
+        <w:t xml:space="preserve">end det omgivende hav:</w:t>
+      </w:r>
+    </w:p>
+    <w:tbl>
+      <w:tblPr>
+        <w:tblStyle w:val="Table"/>
+        <w:tblW w:type="pct" w:w="5000"/>
+        <w:tblLayout w:type="fixed"/>
+        <w:tblLook w:firstRow="0" w:lastRow="0" w:firstColumn="0" w:lastColumn="0" w:noHBand="0" w:noVBand="0" w:val="0000"/>
+      </w:tblPr>
+      <w:tblGrid>
+        <w:gridCol w:w="7920"/>
+      </w:tblGrid>
+      <w:tr>
+        <w:tc>
+          <w:tcPr/>
+          <w:bookmarkStart w:id="31" w:name="fig-havis"/>
+          <w:p>
+            <w:pPr>
+              <w:pStyle w:val="Compact"/>
+              <w:jc w:val="center"/>
+            </w:pPr>
+            <w:r>
+              <w:drawing>
+                <wp:inline>
+                  <wp:extent cx="6096000" cy="2381250"/>
+                  <wp:effectExtent b="0" l="0" r="0" t="0"/>
+                  <wp:docPr descr="" title="" id="28" name="Picture"/>
+                  <a:graphic>
+                    <a:graphicData uri="http://schemas.openxmlformats.org/drawingml/2006/picture">
+                      <pic:pic>
+                        <pic:nvPicPr>
+                          <pic:cNvPr descr="figurer/havis.svg" id="29" name="Picture"/>
+                          <pic:cNvPicPr>
+                            <a:picLocks noChangeArrowheads="1" noChangeAspect="1"/>
+                          </pic:cNvPicPr>
+                        </pic:nvPicPr>
+                        <pic:blipFill>
+                          <a:blip r:embed="rId30">
+                            <a:extLst>
+                              <a:ext uri="{28A0092B-C50C-407E-A947-70E740481C1C}">
+                                <ns6:useLocalDpi val="0"/>
+                              </a:ext>
+                              <a:ext uri="{96DAC541-7B7A-43D3-8B79-37D633B846F1}">
+                                <ns7:svgBlip r:embed="rId27"/>
+                              </a:ext>
+                            </a:extLst>
+                          </a:blip>
+                          <a:stretch>
+                            <a:fillRect/>
+                          </a:stretch>
+                        </pic:blipFill>
+                        <pic:spPr bwMode="auto">
+                          <a:xfrm>
+                            <a:off x="0" y="0"/>
+                            <a:ext cx="6096000" cy="2381250"/>
+                          </a:xfrm>
+                          <a:prstGeom prst="rect">
+                            <a:avLst/>
+                          </a:prstGeom>
+                          <a:noFill/>
+                          <a:ln w="9525">
+                            <a:noFill/>
+                            <a:headEnd/>
+                            <a:tailEnd/>
+                          </a:ln>
+                        </pic:spPr>
+                      </pic:pic>
+                    </a:graphicData>
+                  </a:graphic>
+                </wp:inline>
+              </w:drawing>
+            </w:r>
+          </w:p>
+          <w:p>
+            <w:pPr>
+              <w:jc w:val="center"/>
+            </w:pPr>
+            <w:pPr>
+              <w:jc w:val="left"/>
+              <w:spacing w:before="200"/>
+              <w:pStyle w:val="ImageCaption"/>
+            </w:pPr>
+            <w:r>
+              <w:t xml:space="preserve">Figur 2: Når havis dannes, efterlades saltet i vandet nedenunder. Det vand er både iskoldt og ekstra salt og bliver dermed det tungeste vand i Nordatlanten.</w:t>
+            </w:r>
+          </w:p>
+          <w:bookmarkEnd w:id="31"/>
+        </w:tc>
+      </w:tr>
+    </w:tbl>
+    <w:bookmarkEnd w:id="32"/>
+    <w:bookmarkStart w:id="38" w:name="pumpen"/>
+    <w:p>
+      <w:pPr>
+        <w:pStyle w:val="Heading3"/>
+      </w:pPr>
+      <w:r>
+        <w:t xml:space="preserve">Pumpen</w:t>
+      </w:r>
+    </w:p>
+    <w:p>
+      <w:pPr>
+        <w:pStyle w:val="FirstParagraph"/>
+      </w:pPr>
+      <w:r>
+        <w:t xml:space="preserve">Det tunge vand synker ud for Grønlands kyst helt til bunds, omkring 3000 meter ned, og løber derfra sydpå langs havbunden som</w:t>
+      </w:r>
+      <w:r>
+        <w:t xml:space="preserve"> </w:t>
+      </w:r>
+      <w:r>
+        <w:rPr>
+          <w:b/>
+          <w:bCs/>
+        </w:rPr>
+        <w:t xml:space="preserve">nordatlantisk dybvand</w:t>
+      </w:r>
+      <w:r>
+        <w:t xml:space="preserve">. Når noget synker, skal noget andet rykke ind i stedet — og det er Golfstrømmen og dens forlængelse, Den Nordatlantiske Strøm, der fører varmt overfladevand nordpå. Pumpen holder sig selv i gang, så længe der bliver dannet tungt vand deroppe.</w:t>
+      </w:r>
+    </w:p>
+    <w:tbl>
+      <w:tblPr>
+        <w:tblStyle w:val="Table"/>
+        <w:tblW w:type="pct" w:w="5000"/>
+        <w:tblLayout w:type="fixed"/>
+        <w:tblLook w:firstRow="0" w:lastRow="0" w:firstColumn="0" w:lastColumn="0" w:noHBand="0" w:noVBand="0" w:val="0000"/>
+      </w:tblPr>
+      <w:tblGrid>
+        <w:gridCol w:w="7920"/>
+      </w:tblGrid>
+      <w:tr>
+        <w:tc>
+          <w:tcPr/>
+          <w:bookmarkStart w:id="37" w:name="fig-pumpen"/>
+          <w:p>
+            <w:pPr>
+              <w:pStyle w:val="Compact"/>
+              <w:jc w:val="center"/>
+            </w:pPr>
+            <w:r>
+              <w:drawing>
+                <wp:inline>
+                  <wp:extent cx="6096000" cy="3009900"/>
+                  <wp:effectExtent b="0" l="0" r="0" t="0"/>
+                  <wp:docPr descr="" title="" id="34" name="Picture"/>
+                  <a:graphic>
+                    <a:graphicData uri="http://schemas.openxmlformats.org/drawingml/2006/picture">
+                      <pic:pic>
+                        <pic:nvPicPr>
+                          <pic:cNvPr descr="figurer/pumpen.svg" id="35" name="Picture"/>
+                          <pic:cNvPicPr>
+                            <a:picLocks noChangeArrowheads="1" noChangeAspect="1"/>
+                          </pic:cNvPicPr>
+                        </pic:nvPicPr>
+                        <pic:blipFill>
+                          <a:blip r:embed="rId36">
+                            <a:extLst>
+                              <a:ext uri="{28A0092B-C50C-407E-A947-70E740481C1C}">
+                                <ns6:useLocalDpi val="0"/>
+                              </a:ext>
+                              <a:ext uri="{96DAC541-7B7A-43D3-8B79-37D633B846F1}">
+                                <ns7:svgBlip r:embed="rId33"/>
+                              </a:ext>
+                            </a:extLst>
+                          </a:blip>
+                          <a:stretch>
+                            <a:fillRect/>
+                          </a:stretch>
+                        </pic:blipFill>
+                        <pic:spPr bwMode="auto">
+                          <a:xfrm>
+                            <a:off x="0" y="0"/>
+                            <a:ext cx="6096000" cy="3009900"/>
+                          </a:xfrm>
+                          <a:prstGeom prst="rect">
+                            <a:avLst/>
+                          </a:prstGeom>
+                          <a:noFill/>
+                          <a:ln w="9525">
+                            <a:noFill/>
+                            <a:headEnd/>
+                            <a:tailEnd/>
+                          </a:ln>
+                        </pic:spPr>
+                      </pic:pic>
+                    </a:graphicData>
+                  </a:graphic>
+                </wp:inline>
+              </w:drawing>
+            </w:r>
+          </w:p>
+          <w:p>
+            <w:pPr>
+              <w:jc w:val="center"/>
+            </w:pPr>
+            <w:pPr>
+              <w:jc w:val="left"/>
+              <w:spacing w:before="200"/>
+              <w:pStyle w:val="ImageCaption"/>
+            </w:pPr>
+            <w:r>
+              <w:t xml:space="preserve">Figur 3: Den termohaline cirkulation i Nordatlanten. Varmt overfladevand føres nordpå, bliver koldt og salt ved Grønland, synker og løber sydpå langs bunden.</w:t>
+            </w:r>
+          </w:p>
+          <w:bookmarkEnd w:id="37"/>
+        </w:tc>
+      </w:tr>
+    </w:tbl>
+    <w:bookmarkEnd w:id="38"/>
+    <w:bookmarkEnd w:id="39"/>
+    <w:bookmarkStart w:id="45" w:name="opstillingen"/>
+    <w:p>
+      <w:pPr>
+        <w:pStyle w:val="Heading2"/>
+      </w:pPr>
+      <w:r>
+        <w:t xml:space="preserve">Opstillingen</w:t>
+      </w:r>
+    </w:p>
+    <w:tbl>
+      <w:tblPr>
+        <w:tblStyle w:val="Table"/>
+        <w:tblW w:type="pct" w:w="5000"/>
+        <w:tblLayout w:type="fixed"/>
+        <w:tblLook w:firstRow="0" w:lastRow="0" w:firstColumn="0" w:lastColumn="0" w:noHBand="0" w:noVBand="0" w:val="0000"/>
+      </w:tblPr>
+      <w:tblGrid>
+        <w:gridCol w:w="7920"/>
+      </w:tblGrid>
+      <w:tr>
+        <w:tc>
+          <w:tcPr/>
+          <w:bookmarkStart w:id="44" w:name="fig-opstilling"/>
+          <w:p>
+            <w:pPr>
+              <w:pStyle w:val="Compact"/>
+              <w:jc w:val="center"/>
+            </w:pPr>
+            <w:r>
+              <w:drawing>
+                <wp:inline>
+                  <wp:extent cx="6096000" cy="2667000"/>
+                  <wp:effectExtent b="0" l="0" r="0" t="0"/>
+                  <wp:docPr descr="" title="" id="41" name="Picture"/>
+                  <a:graphic>
+                    <a:graphicData uri="http://schemas.openxmlformats.org/drawingml/2006/picture">
+                      <pic:pic>
+                        <pic:nvPicPr>
+                          <pic:cNvPr descr="figurer/opstilling.svg" id="42" name="Picture"/>
+                          <pic:cNvPicPr>
+                            <a:picLocks noChangeArrowheads="1" noChangeAspect="1"/>
+                          </pic:cNvPicPr>
+                        </pic:nvPicPr>
+                        <pic:blipFill>
+                          <a:blip r:embed="rId43">
+                            <a:extLst>
+                              <a:ext uri="{28A0092B-C50C-407E-A947-70E740481C1C}">
+                                <ns6:useLocalDpi val="0"/>
+                              </a:ext>
+                              <a:ext uri="{96DAC541-7B7A-43D3-8B79-37D633B846F1}">
+                                <ns7:svgBlip r:embed="rId40"/>
+                              </a:ext>
+                            </a:extLst>
+                          </a:blip>
+                          <a:stretch>
+                            <a:fillRect/>
+                          </a:stretch>
+                        </pic:blipFill>
+                        <pic:spPr bwMode="auto">
+                          <a:xfrm>
+                            <a:off x="0" y="0"/>
+                            <a:ext cx="6096000" cy="2667000"/>
+                          </a:xfrm>
+                          <a:prstGeom prst="rect">
+                            <a:avLst/>
+                          </a:prstGeom>
+                          <a:noFill/>
+                          <a:ln w="9525">
+                            <a:noFill/>
+                            <a:headEnd/>
+                            <a:tailEnd/>
+                          </a:ln>
+                        </pic:spPr>
+                      </pic:pic>
+                    </a:graphicData>
+                  </a:graphic>
+                </wp:inline>
+              </w:drawing>
+            </w:r>
+          </w:p>
+          <w:p>
+            <w:pPr>
+              <w:jc w:val="center"/>
+            </w:pPr>
+            <w:pPr>
+              <w:jc w:val="left"/>
+              <w:spacing w:before="200"/>
+              <w:pStyle w:val="ImageCaption"/>
+            </w:pPr>
+            <w:r>
+              <w:t xml:space="preserve">Figur 4: Opstillingen til Del 3. Isholderpladen sidder skråt i den ene ende med udskæringen nedad, så det afkølede vand kan løbe ud forneden.</w:t>
+            </w:r>
+          </w:p>
+          <w:bookmarkEnd w:id="44"/>
+        </w:tc>
+      </w:tr>
+    </w:tbl>
+    <w:bookmarkEnd w:id="45"/>
+    <w:bookmarkStart w:id="52" w:name="hypotese"/>
     <w:p>
       <w:pPr>
         <w:pStyle w:val="Heading2"/>
@@ -116,7 +995,7 @@
         <w:t xml:space="preserve"> </w:t>
       </w:r>
       <w:r>
-        <w:t xml:space="preserve">I går i gang — og begrund med begrebet densitet (massefylde):</w:t>
+        <w:t xml:space="preserve">I går i gang, og begrund hver gang med densitet.</w:t>
       </w:r>
     </w:p>
     <w:p>
@@ -124,7 +1003,7 @@
         <w:pStyle w:val="BodyText"/>
       </w:pPr>
       <w:r>
-        <w:t xml:space="preserve">Hvad tror I sker, når koldt vand møder varmt vand?</w:t>
+        <w:t xml:space="preserve">Hvad tror I sker, når koldt vand møder varmt vand (Del 1)?</w:t>
       </w:r>
     </w:p>
     <w:p>
@@ -140,7 +1019,7 @@
         <w:pStyle w:val="BodyText"/>
       </w:pPr>
       <w:r>
-        <w:t xml:space="preserve">Hvad tror I sker, når ferskvand møder saltvand?</w:t>
+        <w:t xml:space="preserve">Hvad tror I sker, når ferskvand møder saltvand (Del 2)?</w:t>
       </w:r>
     </w:p>
     <w:p>
@@ -156,7 +1035,21 @@
         <w:pStyle w:val="BodyText"/>
       </w:pPr>
       <w:r>
-        <w:t xml:space="preserve">Hvordan tror I, der kan dannes en hel cirkulation i karret, når is og varme bruges samtidig?</w:t>
+        <w:t xml:space="preserve">Tegn med pile ind på</w:t>
+      </w:r>
+      <w:r>
+        <w:t xml:space="preserve"> </w:t>
+      </w:r>
+      <w:hyperlink w:anchor="fig-opstilling">
+        <w:r>
+          <w:rPr>
+            <w:rStyle w:val="Hyperlink"/>
+          </w:rPr>
+          <w:t xml:space="preserve">Figur 4</w:t>
+        </w:r>
+      </w:hyperlink>
+      <w:r>
+        <w:t xml:space="preserve">, hvor I tror det blå vand løber hen i Del 3 — og hvad der så må ske henne ved den varme ende.</w:t>
       </w:r>
     </w:p>
     <w:p>
@@ -164,11 +1057,406 @@
         <w:pStyle w:val="BodyText"/>
       </w:pPr>
       <w:r>
-        <w:t xml:space="preserve">________________________________________________________________________________________________</w:t>
-      </w:r>
-    </w:p>
-    <w:bookmarkEnd w:id="20"/>
-    <w:bookmarkStart w:id="31" w:name="fremgangsmåde"/>
+        <w:t xml:space="preserve">Hvor meget tungere tror I, saltvand er end postevand (Del 4)? Skriv et tal i g/cm³:</w:t>
+      </w:r>
+    </w:p>
+    <w:p>
+      <w:pPr>
+        <w:pStyle w:val="BodyText"/>
+      </w:pPr>
+      <w:r>
+        <w:t xml:space="preserve">________________________________________</w:t>
+      </w:r>
+    </w:p>
+    <w:tbl>
+      <w:tblPr>
+        <w:tblStyle w:val="Table"/>
+        <w:tblLook w:firstRow="0" w:lastRow="0" w:firstColumn="0" w:lastColumn="0" w:noHBand="0" w:noVBand="0" w:val="0000"/>
+        <w:tblBorders>
+          <w:top w:val="single" w:sz="4" w:space="0" w:color="CC1914"/>
+          <w:left w:val="single" w:sz="24" w:space="0" w:color="CC1914"/>
+          <w:bottom w:val="single" w:sz="4" w:space="0" w:color="CC1914"/>
+          <w:right w:val="single" w:sz="4" w:space="0" w:color="CC1914"/>
+        </w:tblBorders>
+        <w:tblCellMar>
+          <w:left w:w="144" w:type="dxa"/>
+          <w:right w:w="144" w:type="dxa"/>
+        </w:tblCellMar>
+        <w:tblLook w:firstRow="0" w:lastRow="0" w:firstColumn="0" w:lastColumn="0" w:noHBand="0" w:noVBand="0" w:val="0000"/>
+      </w:tblPr>
+      <w:tr>
+        <w:trPr>
+          <w:cantSplit/>
+        </w:trPr>
+        <w:tc>
+          <w:tcPr>
+            <w:shd w:color="auto" w:fill="f7dddc" w:val="clear"/>
+            <w:tcMar>
+              <w:top w:w="92" w:type="dxa"/>
+              <w:bottom w:w="92" w:type="dxa"/>
+            </w:tcMar>
+          </w:tcPr>
+          <w:p>
+            <w:pPr>
+              <w:pStyle w:val="BodyText"/>
+              <w:keepNext/>
+            </w:pPr>
+            <w:pPr>
+              <w:spacing w:before="0" w:after="0"/>
+              <w:textAlignment w:val="center"/>
+            </w:pPr>
+            <w:r>
+              <w:drawing>
+                <wp:inline>
+                  <wp:extent cx="152400" cy="152400"/>
+                  <wp:effectExtent b="0" l="0" r="0" t="0"/>
+                  <wp:docPr descr="" title="" id="47" name="Picture"/>
+                  <a:graphic>
+                    <a:graphicData uri="http://schemas.openxmlformats.org/drawingml/2006/picture">
+                      <pic:pic>
+                        <pic:nvPicPr>
+                          <pic:cNvPr descr="/Applications/quarto/share/formats/docx/important.png" id="48" name="Picture"/>
+                          <pic:cNvPicPr>
+                            <a:picLocks noChangeArrowheads="1" noChangeAspect="1"/>
+                          </pic:cNvPicPr>
+                        </pic:nvPicPr>
+                        <pic:blipFill>
+                          <a:blip r:embed="rId46"/>
+                          <a:stretch>
+                            <a:fillRect/>
+                          </a:stretch>
+                        </pic:blipFill>
+                        <pic:spPr bwMode="auto">
+                          <a:xfrm>
+                            <a:off x="0" y="0"/>
+                            <a:ext cx="152400" cy="152400"/>
+                          </a:xfrm>
+                          <a:prstGeom prst="rect">
+                            <a:avLst/>
+                          </a:prstGeom>
+                          <a:noFill/>
+                          <a:ln w="9525">
+                            <a:noFill/>
+                            <a:headEnd/>
+                            <a:tailEnd/>
+                          </a:ln>
+                        </pic:spPr>
+                      </pic:pic>
+                    </a:graphicData>
+                  </a:graphic>
+                </wp:inline>
+              </w:drawing>
+            </w:r>
+            <w:r>
+              <w:t xml:space="preserve"> </w:t>
+            </w:r>
+            <w:r>
+              <w:t xml:space="preserve"> </w:t>
+            </w:r>
+            <w:r>
+              <w:t xml:space="preserve">Sikkerhed</w:t>
+            </w:r>
+          </w:p>
+        </w:tc>
+      </w:tr>
+      <w:tr>
+        <w:trPr>
+          <w:cantSplit/>
+        </w:trPr>
+        <w:tc>
+          <w:tcPr>
+            <w:tcMar>
+              <w:top w:w="108" w:type="dxa"/>
+              <w:bottom w:w="108" w:type="dxa"/>
+            </w:tcMar>
+          </w:tcPr>
+          <w:p>
+            <w:pPr>
+              <w:pStyle w:val="BodyText"/>
+            </w:pPr>
+            <w:pPr>
+              <w:spacing w:before="16" w:after="16"/>
+            </w:pPr>
+            <w:r>
+              <w:t xml:space="preserve">Vandet i flasken i Del 3 må godt være kogende — pas blot på ikke at skolde jer, når flasken fyldes og håndteres, og brug grydelapper eller lignende, hvis den er meget varm at røre ved. Cylinderglas og måleglas er af glas: stil dem ind på bordet, ikke ud mod kanten. Tør spildt vand op med det samme, både på bordet og på gulvet.</w:t>
+            </w:r>
+          </w:p>
+          <w:p/>
+        </w:tc>
+      </w:tr>
+    </w:tbl>
+    <w:p>
+      <w:pPr>
+        <w:pStyle w:val="BodyText"/>
+      </w:pPr>
+      <w:r>
+        <w:t xml:space="preserve"> </w:t>
+      </w:r>
+    </w:p>
+    <w:tbl>
+      <w:tblPr>
+        <w:tblStyle w:val="Table"/>
+        <w:tblLook w:firstRow="0" w:lastRow="0" w:firstColumn="0" w:lastColumn="0" w:noHBand="0" w:noVBand="0" w:val="0000"/>
+        <w:tblBorders>
+          <w:top w:val="single" w:sz="4" w:space="0" w:color="0758E5"/>
+          <w:left w:val="single" w:sz="24" w:space="0" w:color="0758E5"/>
+          <w:bottom w:val="single" w:sz="4" w:space="0" w:color="0758E5"/>
+          <w:right w:val="single" w:sz="4" w:space="0" w:color="0758E5"/>
+        </w:tblBorders>
+        <w:tblCellMar>
+          <w:left w:w="144" w:type="dxa"/>
+          <w:right w:w="144" w:type="dxa"/>
+        </w:tblCellMar>
+        <w:tblLook w:firstRow="0" w:lastRow="0" w:firstColumn="0" w:lastColumn="0" w:noHBand="0" w:noVBand="0" w:val="0000"/>
+      </w:tblPr>
+      <w:tr>
+        <w:trPr>
+          <w:cantSplit/>
+        </w:trPr>
+        <w:tc>
+          <w:tcPr>
+            <w:shd w:color="auto" w:fill="dae6fb" w:val="clear"/>
+            <w:tcMar>
+              <w:top w:w="92" w:type="dxa"/>
+              <w:bottom w:w="92" w:type="dxa"/>
+            </w:tcMar>
+          </w:tcPr>
+          <w:p>
+            <w:pPr>
+              <w:pStyle w:val="BodyText"/>
+              <w:keepNext/>
+            </w:pPr>
+            <w:pPr>
+              <w:spacing w:before="0" w:after="0"/>
+              <w:textAlignment w:val="center"/>
+            </w:pPr>
+            <w:r>
+              <w:drawing>
+                <wp:inline>
+                  <wp:extent cx="152400" cy="152400"/>
+                  <wp:effectExtent b="0" l="0" r="0" t="0"/>
+                  <wp:docPr descr="" title="" id="50" name="Picture"/>
+                  <a:graphic>
+                    <a:graphicData uri="http://schemas.openxmlformats.org/drawingml/2006/picture">
+                      <pic:pic>
+                        <pic:nvPicPr>
+                          <pic:cNvPr descr="/Applications/quarto/share/formats/docx/note.png" id="51" name="Picture"/>
+                          <pic:cNvPicPr>
+                            <a:picLocks noChangeArrowheads="1" noChangeAspect="1"/>
+                          </pic:cNvPicPr>
+                        </pic:nvPicPr>
+                        <pic:blipFill>
+                          <a:blip r:embed="rId49"/>
+                          <a:stretch>
+                            <a:fillRect/>
+                          </a:stretch>
+                        </pic:blipFill>
+                        <pic:spPr bwMode="auto">
+                          <a:xfrm>
+                            <a:off x="0" y="0"/>
+                            <a:ext cx="152400" cy="152400"/>
+                          </a:xfrm>
+                          <a:prstGeom prst="rect">
+                            <a:avLst/>
+                          </a:prstGeom>
+                          <a:noFill/>
+                          <a:ln w="9525">
+                            <a:noFill/>
+                            <a:headEnd/>
+                            <a:tailEnd/>
+                          </a:ln>
+                        </pic:spPr>
+                      </pic:pic>
+                    </a:graphicData>
+                  </a:graphic>
+                </wp:inline>
+              </w:drawing>
+            </w:r>
+            <w:r>
+              <w:t xml:space="preserve"> </w:t>
+            </w:r>
+            <w:r>
+              <w:t xml:space="preserve"> </w:t>
+            </w:r>
+            <w:r>
+              <w:t xml:space="preserve">Materialer (pr. gruppe)</w:t>
+            </w:r>
+          </w:p>
+        </w:tc>
+      </w:tr>
+      <w:tr>
+        <w:trPr>
+          <w:cantSplit/>
+        </w:trPr>
+        <w:tc>
+          <w:tcPr>
+            <w:tcMar>
+              <w:top w:w="108" w:type="dxa"/>
+              <w:bottom w:w="108" w:type="dxa"/>
+            </w:tcMar>
+          </w:tcPr>
+          <w:p>
+            <w:pPr>
+              <w:pStyle w:val="Compact"/>
+              <w:numPr>
+                <w:ilvl w:val="0"/>
+                <w:numId w:val="1002"/>
+              </w:numPr>
+            </w:pPr>
+            <w:r>
+              <w:t xml:space="preserve">Gennemsigtigt plexiglas-kar med skilleplade</w:t>
+            </w:r>
+          </w:p>
+          <w:p>
+            <w:pPr>
+              <w:pStyle w:val="Compact"/>
+              <w:numPr>
+                <w:ilvl w:val="0"/>
+                <w:numId w:val="1002"/>
+              </w:numPr>
+            </w:pPr>
+            <w:r>
+              <w:t xml:space="preserve">Isholderplade (med udskæring, der skal vende nedad)</w:t>
+            </w:r>
+          </w:p>
+          <w:p>
+            <w:pPr>
+              <w:pStyle w:val="Compact"/>
+              <w:numPr>
+                <w:ilvl w:val="0"/>
+                <w:numId w:val="1002"/>
+              </w:numPr>
+            </w:pPr>
+            <w:r>
+              <w:t xml:space="preserve">Knust is</w:t>
+            </w:r>
+          </w:p>
+          <w:p>
+            <w:pPr>
+              <w:pStyle w:val="Compact"/>
+              <w:numPr>
+                <w:ilvl w:val="0"/>
+                <w:numId w:val="1002"/>
+              </w:numPr>
+            </w:pPr>
+            <w:r>
+              <w:t xml:space="preserve">Flaske med skruelåg til varmt vand</w:t>
+            </w:r>
+          </w:p>
+          <w:p>
+            <w:pPr>
+              <w:pStyle w:val="Compact"/>
+              <w:numPr>
+                <w:ilvl w:val="0"/>
+                <w:numId w:val="1002"/>
+              </w:numPr>
+            </w:pPr>
+            <w:r>
+              <w:t xml:space="preserve">Frugtfarve, blå og rød</w:t>
+            </w:r>
+          </w:p>
+          <w:p>
+            <w:pPr>
+              <w:pStyle w:val="Compact"/>
+              <w:numPr>
+                <w:ilvl w:val="0"/>
+                <w:numId w:val="1002"/>
+              </w:numPr>
+            </w:pPr>
+            <w:r>
+              <w:t xml:space="preserve">Salt (almindeligt bordsalt) og en skål til afvejning</w:t>
+            </w:r>
+          </w:p>
+          <w:p>
+            <w:pPr>
+              <w:pStyle w:val="Compact"/>
+              <w:numPr>
+                <w:ilvl w:val="0"/>
+                <w:numId w:val="1002"/>
+              </w:numPr>
+            </w:pPr>
+            <w:r>
+              <w:t xml:space="preserve">Lunkent vand og koldt vand</w:t>
+            </w:r>
+          </w:p>
+          <w:p>
+            <w:pPr>
+              <w:pStyle w:val="Compact"/>
+              <w:numPr>
+                <w:ilvl w:val="0"/>
+                <w:numId w:val="1002"/>
+              </w:numPr>
+            </w:pPr>
+            <w:r>
+              <w:t xml:space="preserve">Vægt med 0,1 g opløsning eller finere</w:t>
+            </w:r>
+          </w:p>
+          <w:p>
+            <w:pPr>
+              <w:pStyle w:val="Compact"/>
+              <w:numPr>
+                <w:ilvl w:val="0"/>
+                <w:numId w:val="1002"/>
+              </w:numPr>
+            </w:pPr>
+            <w:r>
+              <w:t xml:space="preserve">Måleglas, 100 mL (2 stk., eller ét der kan tørres mellem målingerne)</w:t>
+            </w:r>
+          </w:p>
+          <w:p>
+            <w:pPr>
+              <w:pStyle w:val="Compact"/>
+              <w:numPr>
+                <w:ilvl w:val="0"/>
+                <w:numId w:val="1002"/>
+              </w:numPr>
+            </w:pPr>
+            <w:r>
+              <w:t xml:space="preserve">Målebæger eller måleglas på 500–1000 mL til at blande saltvand i</w:t>
+            </w:r>
+          </w:p>
+          <w:p>
+            <w:pPr>
+              <w:pStyle w:val="Compact"/>
+              <w:numPr>
+                <w:ilvl w:val="0"/>
+                <w:numId w:val="1002"/>
+              </w:numPr>
+            </w:pPr>
+            <w:r>
+              <w:t xml:space="preserve">Sort karton til baggrund</w:t>
+            </w:r>
+          </w:p>
+          <w:p>
+            <w:pPr>
+              <w:pStyle w:val="Compact"/>
+              <w:numPr>
+                <w:ilvl w:val="0"/>
+                <w:numId w:val="1002"/>
+              </w:numPr>
+            </w:pPr>
+            <w:r>
+              <w:t xml:space="preserve">Stopur og tommestok/lineal</w:t>
+            </w:r>
+          </w:p>
+          <w:p>
+            <w:pPr>
+              <w:pStyle w:val="Compact"/>
+              <w:numPr>
+                <w:ilvl w:val="0"/>
+                <w:numId w:val="1002"/>
+              </w:numPr>
+            </w:pPr>
+            <w:r>
+              <w:t xml:space="preserve">Mobil til billeder</w:t>
+            </w:r>
+          </w:p>
+          <w:p/>
+        </w:tc>
+      </w:tr>
+    </w:tbl>
+    <w:bookmarkEnd w:id="52"/>
+    <w:bookmarkStart w:id="69" w:name="fremgangsmåde"/>
     <w:p>
       <w:pPr>
         <w:pStyle w:val="Heading2"/>
@@ -177,141 +1465,31 @@
         <w:t xml:space="preserve">Fremgangsmåde</w:t>
       </w:r>
     </w:p>
-    <w:bookmarkStart w:id="21" w:name="del-1-koldt-og-varmt-vand-mødes"/>
+    <w:bookmarkStart w:id="58" w:name="del-1-temperaturforskellen-alene"/>
     <w:p>
       <w:pPr>
         <w:pStyle w:val="Heading3"/>
       </w:pPr>
       <w:r>
-        <w:t xml:space="preserve">Del 1: Koldt og varmt vand mødes</w:t>
-      </w:r>
-    </w:p>
-    <w:p>
-      <w:pPr>
-        <w:pStyle w:val="Compact"/>
-        <w:numPr>
-          <w:ilvl w:val="0"/>
-          <w:numId w:val="1001"/>
-        </w:numPr>
-      </w:pPr>
-      <w:r>
-        <w:t xml:space="preserve">Sæt skillepladen midt i karret.</w:t>
-      </w:r>
-    </w:p>
-    <w:p>
-      <w:pPr>
-        <w:pStyle w:val="Compact"/>
-        <w:numPr>
-          <w:ilvl w:val="0"/>
-          <w:numId w:val="1001"/>
-        </w:numPr>
-      </w:pPr>
-      <w:r>
-        <w:t xml:space="preserve">Fyld varmt vand i den ene side og koldt vand i den anden.</w:t>
-      </w:r>
-    </w:p>
-    <w:p>
-      <w:pPr>
-        <w:pStyle w:val="Compact"/>
-        <w:numPr>
-          <w:ilvl w:val="0"/>
-          <w:numId w:val="1001"/>
-        </w:numPr>
-      </w:pPr>
-      <w:r>
-        <w:t xml:space="preserve">Tilsæt blå frugtfarve til den kolde side, så I kan følge den.</w:t>
-      </w:r>
-    </w:p>
-    <w:p>
-      <w:pPr>
-        <w:pStyle w:val="Compact"/>
-        <w:numPr>
-          <w:ilvl w:val="0"/>
-          <w:numId w:val="1001"/>
-        </w:numPr>
-      </w:pPr>
-      <w:r>
-        <w:t xml:space="preserve">Fjern skillepladen forsigtigt, og observér, hvad der sker i grænsezonen.</w:t>
-      </w:r>
-    </w:p>
-    <w:bookmarkEnd w:id="21"/>
-    <w:bookmarkStart w:id="22" w:name="del-2-saltvand-og-ferskvand-mødes"/>
-    <w:p>
-      <w:pPr>
-        <w:pStyle w:val="Heading3"/>
-      </w:pPr>
-      <w:r>
-        <w:t xml:space="preserve">Del 2: Saltvand og ferskvand mødes</w:t>
-      </w:r>
-    </w:p>
-    <w:p>
-      <w:pPr>
-        <w:pStyle w:val="Compact"/>
-        <w:numPr>
-          <w:ilvl w:val="0"/>
-          <w:numId w:val="1002"/>
-        </w:numPr>
-      </w:pPr>
-      <w:r>
-        <w:t xml:space="preserve">Skyl karret, og fyld det igen — nu med lunkent vand i begge sider.</w:t>
-      </w:r>
-    </w:p>
-    <w:p>
-      <w:pPr>
-        <w:pStyle w:val="Compact"/>
-        <w:numPr>
-          <w:ilvl w:val="0"/>
-          <w:numId w:val="1002"/>
-        </w:numPr>
-      </w:pPr>
-      <w:r>
-        <w:t xml:space="preserve">Opløs salt i den ene side (</w:t>
-      </w:r>
-      <w:r>
-        <w:t xml:space="preserve">“havsiden”</w:t>
-      </w:r>
-      <w:r>
-        <w:t xml:space="preserve">), så saltholdigheden svarer nogenlunde til havvand (se materialer), og tilsæt rød frugtfarve.</w:t>
-      </w:r>
-    </w:p>
-    <w:p>
-      <w:pPr>
-        <w:pStyle w:val="Compact"/>
-        <w:numPr>
-          <w:ilvl w:val="0"/>
-          <w:numId w:val="1002"/>
-        </w:numPr>
-      </w:pPr>
-      <w:r>
-        <w:t xml:space="preserve">Den anden side (</w:t>
-      </w:r>
-      <w:r>
-        <w:t xml:space="preserve">“kystsiden”</w:t>
-      </w:r>
-      <w:r>
-        <w:t xml:space="preserve">) er almindeligt fersk, lunkent vand — uden salt.</w:t>
-      </w:r>
-    </w:p>
-    <w:p>
-      <w:pPr>
-        <w:pStyle w:val="Compact"/>
-        <w:numPr>
-          <w:ilvl w:val="0"/>
-          <w:numId w:val="1002"/>
-        </w:numPr>
-      </w:pPr>
-      <w:r>
-        <w:t xml:space="preserve">Fjern skillepladen forsigtigt, og observér, hvad der sker.</w:t>
-      </w:r>
-    </w:p>
-    <w:bookmarkEnd w:id="22"/>
-    <w:bookmarkStart w:id="23" w:name="X0e4b5f674057459b20ce2944fb629bff32344f5"/>
-    <w:p>
-      <w:pPr>
-        <w:pStyle w:val="Heading3"/>
-      </w:pPr>
-      <w:r>
-        <w:t xml:space="preserve">Del 3: Selve Grønlandspumpen — cirkulationen</w:t>
+        <w:t xml:space="preserve">Del 1 — temperaturforskellen alene</w:t>
+      </w:r>
+    </w:p>
+    <w:p>
+      <w:pPr>
+        <w:pStyle w:val="FirstParagraph"/>
+      </w:pPr>
+      <w:r>
+        <w:rPr>
+          <w:b/>
+          <w:bCs/>
+        </w:rPr>
+        <w:t xml:space="preserve">Formål:</w:t>
+      </w:r>
+      <w:r>
+        <w:t xml:space="preserve"> </w:t>
+      </w:r>
+      <w:r>
+        <w:t xml:space="preserve">at se, hvad en temperaturforskel alene gør ved to vandmasser.</w:t>
       </w:r>
     </w:p>
     <w:p>
@@ -323,7 +1501,7 @@
         </w:numPr>
       </w:pPr>
       <w:r>
-        <w:t xml:space="preserve">Fjern skillepladen helt, og fyld karret med lunkent vand til lige over isholderpladen.</w:t>
+        <w:t xml:space="preserve">Sæt skillepladen midt i karret, og kontrollér, at den slutter tæt.</w:t>
       </w:r>
     </w:p>
     <w:p>
@@ -335,20 +1513,7 @@
         </w:numPr>
       </w:pPr>
       <w:r>
-        <w:t xml:space="preserve">Placér isholderpladen i den ene ende af karret — den lille udskæring skal vende</w:t>
-      </w:r>
-      <w:r>
-        <w:t xml:space="preserve"> </w:t>
-      </w:r>
-      <w:r>
-        <w:rPr>
-          <w:b/>
-          <w:bCs/>
-        </w:rPr>
-        <w:t xml:space="preserve">nedad</w:t>
-      </w:r>
-      <w:r>
-        <w:t xml:space="preserve">.</w:t>
+        <w:t xml:space="preserve">Fyld varmt vand i den ene side og koldt vand i den anden, til samme vandstand i begge sider. Der må ikke være salt i nogen af siderne.</w:t>
       </w:r>
     </w:p>
     <w:p>
@@ -360,7 +1525,7 @@
         </w:numPr>
       </w:pPr>
       <w:r>
-        <w:t xml:space="preserve">Læg knust is på pladen, og dryp blå frugtfarve på isen.</w:t>
+        <w:t xml:space="preserve">Tilsæt blå frugtfarve til den kolde side, så I kan følge den. Rør forsigtigt.</w:t>
       </w:r>
     </w:p>
     <w:p>
@@ -372,7 +1537,7 @@
         </w:numPr>
       </w:pPr>
       <w:r>
-        <w:t xml:space="preserve">Stil en lukket flaske med varmt vand i den modsatte ende af karret som varmekilde.</w:t>
+        <w:t xml:space="preserve">Stil sort karton bag karret, og lad vandet falde helt til ro.</w:t>
       </w:r>
     </w:p>
     <w:p>
@@ -384,7 +1549,7 @@
         </w:numPr>
       </w:pPr>
       <w:r>
-        <w:t xml:space="preserve">Vent et par minutter, og observér: det kolde, blå vand synker ned ved isen, strømmer langs bunden mod den varme ende og stiger op dér — det danner en cirkulation.</w:t>
+        <w:t xml:space="preserve">Træk skillepladen lodret op — roligt og i én bevægelse. Start stopuret.</w:t>
       </w:r>
     </w:p>
     <w:p>
@@ -396,17 +1561,137 @@
         </w:numPr>
       </w:pPr>
       <w:r>
-        <w:t xml:space="preserve">Fotografér både opstillingen og resultatet.</w:t>
-      </w:r>
-    </w:p>
-    <w:bookmarkEnd w:id="23"/>
-    <w:bookmarkStart w:id="30" w:name="del-4-hvor-meget-tungere-er-saltvand"/>
+        <w:t xml:space="preserve">Observér grænsezonen. Notér i</w:t>
+      </w:r>
+      <w:r>
+        <w:t xml:space="preserve"> </w:t>
+      </w:r>
+      <w:hyperlink w:anchor="tbl-1">
+        <w:r>
+          <w:rPr>
+            <w:rStyle w:val="Hyperlink"/>
+          </w:rPr>
+          <w:t xml:space="preserve">Tabel 1</w:t>
+        </w:r>
+      </w:hyperlink>
+      <w:r>
+        <w:t xml:space="preserve">, hvad I ser, og hvor lang tid der går, før vandet igen står stille.</w:t>
+      </w:r>
+    </w:p>
+    <w:tbl>
+      <w:tblPr>
+        <w:tblStyle w:val="Table"/>
+        <w:tblW w:type="pct" w:w="5000"/>
+        <w:tblLayout w:type="fixed"/>
+        <w:tblLook w:firstRow="0" w:lastRow="0" w:firstColumn="0" w:lastColumn="0" w:noHBand="0" w:noVBand="0" w:val="0000"/>
+      </w:tblPr>
+      <w:tblGrid>
+        <w:gridCol w:w="7920"/>
+      </w:tblGrid>
+      <w:tr>
+        <w:tc>
+          <w:tcPr/>
+          <w:bookmarkStart w:id="57" w:name="fig-skilleplade"/>
+          <w:p>
+            <w:pPr>
+              <w:pStyle w:val="Compact"/>
+              <w:jc w:val="center"/>
+            </w:pPr>
+            <w:r>
+              <w:drawing>
+                <wp:inline>
+                  <wp:extent cx="6096000" cy="2247900"/>
+                  <wp:effectExtent b="0" l="0" r="0" t="0"/>
+                  <wp:docPr descr="" title="" id="54" name="Picture"/>
+                  <a:graphic>
+                    <a:graphicData uri="http://schemas.openxmlformats.org/drawingml/2006/picture">
+                      <pic:pic>
+                        <pic:nvPicPr>
+                          <pic:cNvPr descr="figurer/skilleplade.svg" id="55" name="Picture"/>
+                          <pic:cNvPicPr>
+                            <a:picLocks noChangeArrowheads="1" noChangeAspect="1"/>
+                          </pic:cNvPicPr>
+                        </pic:nvPicPr>
+                        <pic:blipFill>
+                          <a:blip r:embed="rId56">
+                            <a:extLst>
+                              <a:ext uri="{28A0092B-C50C-407E-A947-70E740481C1C}">
+                                <ns6:useLocalDpi val="0"/>
+                              </a:ext>
+                              <a:ext uri="{96DAC541-7B7A-43D3-8B79-37D633B846F1}">
+                                <ns7:svgBlip r:embed="rId53"/>
+                              </a:ext>
+                            </a:extLst>
+                          </a:blip>
+                          <a:stretch>
+                            <a:fillRect/>
+                          </a:stretch>
+                        </pic:blipFill>
+                        <pic:spPr bwMode="auto">
+                          <a:xfrm>
+                            <a:off x="0" y="0"/>
+                            <a:ext cx="6096000" cy="2247900"/>
+                          </a:xfrm>
+                          <a:prstGeom prst="rect">
+                            <a:avLst/>
+                          </a:prstGeom>
+                          <a:noFill/>
+                          <a:ln w="9525">
+                            <a:noFill/>
+                            <a:headEnd/>
+                            <a:tailEnd/>
+                          </a:ln>
+                        </pic:spPr>
+                      </pic:pic>
+                    </a:graphicData>
+                  </a:graphic>
+                </wp:inline>
+              </w:drawing>
+            </w:r>
+          </w:p>
+          <w:p>
+            <w:pPr>
+              <w:jc w:val="center"/>
+            </w:pPr>
+            <w:pPr>
+              <w:jc w:val="left"/>
+              <w:spacing w:before="200"/>
+              <w:pStyle w:val="ImageCaption"/>
+            </w:pPr>
+            <w:r>
+              <w:t xml:space="preserve">Figur 5: Skillepladeforsøget i Del 1 og Del 2. Den tunge væske løber ind under den lette som en kile, mens den lette glider den modsatte vej henover.</w:t>
+            </w:r>
+          </w:p>
+          <w:bookmarkEnd w:id="57"/>
+        </w:tc>
+      </w:tr>
+    </w:tbl>
+    <w:bookmarkEnd w:id="58"/>
+    <w:bookmarkStart w:id="59" w:name="del-2-saltforskellen-alene"/>
     <w:p>
       <w:pPr>
         <w:pStyle w:val="Heading3"/>
       </w:pPr>
       <w:r>
-        <w:t xml:space="preserve">Del 4: Hvor meget tungere er saltvand?</w:t>
+        <w:t xml:space="preserve">Del 2 — saltforskellen alene</w:t>
+      </w:r>
+    </w:p>
+    <w:p>
+      <w:pPr>
+        <w:pStyle w:val="FirstParagraph"/>
+      </w:pPr>
+      <w:r>
+        <w:rPr>
+          <w:b/>
+          <w:bCs/>
+        </w:rPr>
+        <w:t xml:space="preserve">Formål:</w:t>
+      </w:r>
+      <w:r>
+        <w:t xml:space="preserve"> </w:t>
+      </w:r>
+      <w:r>
+        <w:t xml:space="preserve">at se, hvad en saltforskel alene gør — uden temperaturforskel.</w:t>
       </w:r>
     </w:p>
     <w:p>
@@ -418,7 +1703,20 @@
         </w:numPr>
       </w:pPr>
       <w:r>
-        <w:t xml:space="preserve">Vej et tomt, tørt måleglas (100 mL), og notér massen.</w:t>
+        <w:t xml:space="preserve">Skyl karret, sæt skillepladen i igen, og fyld begge sider med</w:t>
+      </w:r>
+      <w:r>
+        <w:t xml:space="preserve"> </w:t>
+      </w:r>
+      <w:r>
+        <w:rPr>
+          <w:b/>
+          <w:bCs/>
+        </w:rPr>
+        <w:t xml:space="preserve">lunkent vand af samme temperatur</w:t>
+      </w:r>
+      <w:r>
+        <w:t xml:space="preserve">. Det er afgørende: ellers blander I temperatur- og saltforskellen sammen og kan ikke afgøre, hvad der drev bevægelsen.</w:t>
       </w:r>
     </w:p>
     <w:p>
@@ -430,7 +1728,13 @@
         </w:numPr>
       </w:pPr>
       <w:r>
-        <w:t xml:space="preserve">Afmål præcis 100 mL postevand i måleglasset, og vej det igen.</w:t>
+        <w:t xml:space="preserve">Opløs salt i den ene side (</w:t>
+      </w:r>
+      <w:r>
+        <w:t xml:space="preserve">“havsiden”</w:t>
+      </w:r>
+      <w:r>
+        <w:t xml:space="preserve">), så saltholdigheden svarer til havvand — ca. 35 gram pr. liter vand i den side. Rør, til saltet er helt opløst.</w:t>
       </w:r>
     </w:p>
     <w:p>
@@ -442,7 +1746,7 @@
         </w:numPr>
       </w:pPr>
       <w:r>
-        <w:t xml:space="preserve">Tøm og tør måleglasset (eller brug et andet af samme slags).</w:t>
+        <w:t xml:space="preserve">Tilsæt rød frugtfarve til havsiden. Kystsiden er almindeligt fersk, lunkent vand.</w:t>
       </w:r>
     </w:p>
     <w:p>
@@ -454,7 +1758,483 @@
         </w:numPr>
       </w:pPr>
       <w:r>
-        <w:t xml:space="preserve">Opløs 3,5 g salt i 100 mL vand — det svarer til havvands gennemsnitlige saltholdighed — og vej på samme måde.</w:t>
+        <w:t xml:space="preserve">Lad vandet falde til ro, træk skillepladen op, og start stopuret.</w:t>
+      </w:r>
+    </w:p>
+    <w:p>
+      <w:pPr>
+        <w:pStyle w:val="Compact"/>
+        <w:numPr>
+          <w:ilvl w:val="0"/>
+          <w:numId w:val="1004"/>
+        </w:numPr>
+      </w:pPr>
+      <w:r>
+        <w:t xml:space="preserve">Observér, og notér i</w:t>
+      </w:r>
+      <w:r>
+        <w:t xml:space="preserve"> </w:t>
+      </w:r>
+      <w:hyperlink w:anchor="tbl-1">
+        <w:r>
+          <w:rPr>
+            <w:rStyle w:val="Hyperlink"/>
+          </w:rPr>
+          <w:t xml:space="preserve">Tabel 1</w:t>
+        </w:r>
+      </w:hyperlink>
+      <w:r>
+        <w:t xml:space="preserve">. Sammenlign med Del 1: ser det ens ud, og går det lige hurtigt?</w:t>
+      </w:r>
+    </w:p>
+    <w:bookmarkEnd w:id="59"/>
+    <w:bookmarkStart w:id="64" w:name="del-3-hele-pumpen"/>
+    <w:p>
+      <w:pPr>
+        <w:pStyle w:val="Heading3"/>
+      </w:pPr>
+      <w:r>
+        <w:t xml:space="preserve">Del 3 — hele pumpen</w:t>
+      </w:r>
+    </w:p>
+    <w:p>
+      <w:pPr>
+        <w:pStyle w:val="FirstParagraph"/>
+      </w:pPr>
+      <w:r>
+        <w:rPr>
+          <w:b/>
+          <w:bCs/>
+        </w:rPr>
+        <w:t xml:space="preserve">Formål:</w:t>
+      </w:r>
+      <w:r>
+        <w:t xml:space="preserve"> </w:t>
+      </w:r>
+      <w:r>
+        <w:t xml:space="preserve">at få begge drivkræfter til at arbejde sammen i én synlig cirkulation.</w:t>
+      </w:r>
+    </w:p>
+    <w:p>
+      <w:pPr>
+        <w:pStyle w:val="Compact"/>
+        <w:numPr>
+          <w:ilvl w:val="0"/>
+          <w:numId w:val="1005"/>
+        </w:numPr>
+      </w:pPr>
+      <w:r>
+        <w:t xml:space="preserve">Tag skillepladen helt ud, skyl karret, og fyld det med lunkent vand, til vandet står lige over isholderpladens nederste kant.</w:t>
+      </w:r>
+    </w:p>
+    <w:p>
+      <w:pPr>
+        <w:pStyle w:val="Compact"/>
+        <w:numPr>
+          <w:ilvl w:val="0"/>
+          <w:numId w:val="1005"/>
+        </w:numPr>
+      </w:pPr>
+      <w:r>
+        <w:t xml:space="preserve">Sæt isholderpladen i den ene ende, så</w:t>
+      </w:r>
+      <w:r>
+        <w:t xml:space="preserve"> </w:t>
+      </w:r>
+      <w:r>
+        <w:rPr>
+          <w:b/>
+          <w:bCs/>
+        </w:rPr>
+        <w:t xml:space="preserve">udskæringen vender nedad</w:t>
+      </w:r>
+      <w:r>
+        <w:t xml:space="preserve"> </w:t>
+      </w:r>
+      <w:r>
+        <w:t xml:space="preserve">— se</w:t>
+      </w:r>
+      <w:r>
+        <w:t xml:space="preserve"> </w:t>
+      </w:r>
+      <w:hyperlink w:anchor="fig-opstilling">
+        <w:r>
+          <w:rPr>
+            <w:rStyle w:val="Hyperlink"/>
+          </w:rPr>
+          <w:t xml:space="preserve">Figur 4</w:t>
+        </w:r>
+      </w:hyperlink>
+      <w:r>
+        <w:t xml:space="preserve">. Det er gennem den, det afkølede vand slipper ud langs bunden.</w:t>
+      </w:r>
+    </w:p>
+    <w:p>
+      <w:pPr>
+        <w:pStyle w:val="Compact"/>
+        <w:numPr>
+          <w:ilvl w:val="0"/>
+          <w:numId w:val="1005"/>
+        </w:numPr>
+      </w:pPr>
+      <w:r>
+        <w:t xml:space="preserve">Læg et lag knust is på pladen.</w:t>
+      </w:r>
+    </w:p>
+    <w:p>
+      <w:pPr>
+        <w:pStyle w:val="Compact"/>
+        <w:numPr>
+          <w:ilvl w:val="0"/>
+          <w:numId w:val="1005"/>
+        </w:numPr>
+      </w:pPr>
+      <w:r>
+        <w:t xml:space="preserve">Dryp et par dråber blå frugtfarve</w:t>
+      </w:r>
+      <w:r>
+        <w:t xml:space="preserve"> </w:t>
+      </w:r>
+      <w:r>
+        <w:rPr>
+          <w:b/>
+          <w:bCs/>
+        </w:rPr>
+        <w:t xml:space="preserve">ned på isen</w:t>
+      </w:r>
+      <w:r>
+        <w:t xml:space="preserve"> </w:t>
+      </w:r>
+      <w:r>
+        <w:t xml:space="preserve">— ikke ned i karret. Farven skal følge smeltevandet og det afkølede vand, ikke lægge sig et tilfældigt sted.</w:t>
+      </w:r>
+    </w:p>
+    <w:p>
+      <w:pPr>
+        <w:pStyle w:val="Compact"/>
+        <w:numPr>
+          <w:ilvl w:val="0"/>
+          <w:numId w:val="1005"/>
+        </w:numPr>
+      </w:pPr>
+      <w:r>
+        <w:t xml:space="preserve">Stil en lukket flaske med varmt vand i den modsatte ende som varmekilde.</w:t>
+      </w:r>
+    </w:p>
+    <w:p>
+      <w:pPr>
+        <w:pStyle w:val="Compact"/>
+        <w:numPr>
+          <w:ilvl w:val="0"/>
+          <w:numId w:val="1005"/>
+        </w:numPr>
+      </w:pPr>
+      <w:r>
+        <w:t xml:space="preserve">Stil sort karton bag karret, og lad være med at røre ved bordet i tre minutter. Start stopuret, når farven begynder at løbe.</w:t>
+      </w:r>
+    </w:p>
+    <w:p>
+      <w:pPr>
+        <w:pStyle w:val="Compact"/>
+        <w:numPr>
+          <w:ilvl w:val="0"/>
+          <w:numId w:val="1005"/>
+        </w:numPr>
+      </w:pPr>
+      <w:r>
+        <w:t xml:space="preserve">Observér: det kolde, blå vand synker ned ved isen, løber langs bunden mod den varme ende og stiger op dér. Ved overfladen løber vand den modsatte vej tilbage mod isen — cirkulationen er sluttet.</w:t>
+      </w:r>
+    </w:p>
+    <w:p>
+      <w:pPr>
+        <w:pStyle w:val="Compact"/>
+        <w:numPr>
+          <w:ilvl w:val="0"/>
+          <w:numId w:val="1005"/>
+        </w:numPr>
+      </w:pPr>
+      <w:r>
+        <w:rPr>
+          <w:b/>
+          <w:bCs/>
+        </w:rPr>
+        <w:t xml:space="preserve">Tag tid:</w:t>
+      </w:r>
+      <w:r>
+        <w:t xml:space="preserve"> </w:t>
+      </w:r>
+      <w:r>
+        <w:t xml:space="preserve">notér, hvor lang tid der går, fra farven begynder at løbe ud under pladen, til fronten når den modsatte ende af karret. Mål samtidig karrets indvendige længde med en lineal.</w:t>
+      </w:r>
+    </w:p>
+    <w:p>
+      <w:pPr>
+        <w:pStyle w:val="Compact"/>
+        <w:numPr>
+          <w:ilvl w:val="0"/>
+          <w:numId w:val="1005"/>
+        </w:numPr>
+      </w:pPr>
+      <w:r>
+        <w:t xml:space="preserve">Fotografér både opstillingen og resultatet, og tegn det, I så, oven i jeres pile på</w:t>
+      </w:r>
+      <w:r>
+        <w:t xml:space="preserve"> </w:t>
+      </w:r>
+      <w:hyperlink w:anchor="fig-opstilling">
+        <w:r>
+          <w:rPr>
+            <w:rStyle w:val="Hyperlink"/>
+          </w:rPr>
+          <w:t xml:space="preserve">Figur 4</w:t>
+        </w:r>
+      </w:hyperlink>
+      <w:r>
+        <w:t xml:space="preserve"> </w:t>
+      </w:r>
+      <w:r>
+        <w:t xml:space="preserve">— brug en anden farve end gættet.</w:t>
+      </w:r>
+    </w:p>
+    <w:tbl>
+      <w:tblPr>
+        <w:tblStyle w:val="Table"/>
+        <w:tblW w:type="pct" w:w="5000"/>
+        <w:tblLayout w:type="fixed"/>
+        <w:tblLook w:firstRow="0" w:lastRow="0" w:firstColumn="0" w:lastColumn="0" w:noHBand="0" w:noVBand="0" w:val="0000"/>
+      </w:tblPr>
+      <w:tblGrid>
+        <w:gridCol w:w="7920"/>
+      </w:tblGrid>
+      <w:tr>
+        <w:tc>
+          <w:tcPr/>
+          <w:bookmarkStart w:id="63" w:name="fig-foto"/>
+          <w:p>
+            <w:pPr>
+              <w:pStyle w:val="Compact"/>
+              <w:jc w:val="center"/>
+            </w:pPr>
+            <w:r>
+              <w:drawing>
+                <wp:inline>
+                  <wp:extent cx="5364480" cy="3787997"/>
+                  <wp:effectExtent b="0" l="0" r="0" t="0"/>
+                  <wp:docPr descr="" title="" id="61" name="Picture"/>
+                  <a:graphic>
+                    <a:graphicData uri="http://schemas.openxmlformats.org/drawingml/2006/picture">
+                      <pic:pic>
+                        <pic:nvPicPr>
+                          <pic:cNvPr descr="figurer/opstilling-foto.jpg" id="62" name="Picture"/>
+                          <pic:cNvPicPr>
+                            <a:picLocks noChangeArrowheads="1" noChangeAspect="1"/>
+                          </pic:cNvPicPr>
+                        </pic:nvPicPr>
+                        <pic:blipFill>
+                          <a:blip r:embed="rId60"/>
+                          <a:stretch>
+                            <a:fillRect/>
+                          </a:stretch>
+                        </pic:blipFill>
+                        <pic:spPr bwMode="auto">
+                          <a:xfrm>
+                            <a:off x="0" y="0"/>
+                            <a:ext cx="5364480" cy="3787997"/>
+                          </a:xfrm>
+                          <a:prstGeom prst="rect">
+                            <a:avLst/>
+                          </a:prstGeom>
+                          <a:noFill/>
+                          <a:ln w="9525">
+                            <a:noFill/>
+                            <a:headEnd/>
+                            <a:tailEnd/>
+                          </a:ln>
+                        </pic:spPr>
+                      </pic:pic>
+                    </a:graphicData>
+                  </a:graphic>
+                </wp:inline>
+              </w:drawing>
+            </w:r>
+          </w:p>
+          <w:p>
+            <w:pPr>
+              <w:jc w:val="center"/>
+            </w:pPr>
+            <w:pPr>
+              <w:jc w:val="left"/>
+              <w:spacing w:before="200"/>
+              <w:pStyle w:val="ImageCaption"/>
+            </w:pPr>
+            <w:r>
+              <w:t xml:space="preserve">Figur 6: Sådan ser Del 3 ud, når den er i gang. Det afkølede vand slipper ud under isholderpladen til højre og løber langs bunden mod den varme ende. Her er varmekilden en akvarievarmer; i jeres opstilling er det en flaske med varmt vand.</w:t>
+            </w:r>
+          </w:p>
+          <w:bookmarkEnd w:id="63"/>
+        </w:tc>
+      </w:tr>
+    </w:tbl>
+    <w:p>
+      <w:pPr>
+        <w:pStyle w:val="BodyText"/>
+      </w:pPr>
+      <w:r>
+        <w:t xml:space="preserve">Karrets indvendige længde: ___________ cm</w:t>
+      </w:r>
+    </w:p>
+    <w:bookmarkEnd w:id="64"/>
+    <w:bookmarkStart w:id="68" w:name="del-4-densiteten-målt"/>
+    <w:p>
+      <w:pPr>
+        <w:pStyle w:val="Heading3"/>
+      </w:pPr>
+      <w:r>
+        <w:t xml:space="preserve">Del 4 — densiteten målt</w:t>
+      </w:r>
+    </w:p>
+    <w:p>
+      <w:pPr>
+        <w:pStyle w:val="FirstParagraph"/>
+      </w:pPr>
+      <w:r>
+        <w:rPr>
+          <w:b/>
+          <w:bCs/>
+        </w:rPr>
+        <w:t xml:space="preserve">Formål:</w:t>
+      </w:r>
+      <w:r>
+        <w:t xml:space="preserve"> </w:t>
+      </w:r>
+      <w:r>
+        <w:t xml:space="preserve">at sætte tal på den forskel, I lige har set virke. Denne del kan laves sideløbende, mens karret falder til ro.</w:t>
+      </w:r>
+    </w:p>
+    <w:p>
+      <w:pPr>
+        <w:pStyle w:val="Compact"/>
+        <w:numPr>
+          <w:ilvl w:val="0"/>
+          <w:numId w:val="1006"/>
+        </w:numPr>
+      </w:pPr>
+      <w:r>
+        <w:t xml:space="preserve">Vej et tomt, tørt måleglas (100 mL), og notér massen i</w:t>
+      </w:r>
+      <w:r>
+        <w:t xml:space="preserve"> </w:t>
+      </w:r>
+      <w:hyperlink w:anchor="tbl-2">
+        <w:r>
+          <w:rPr>
+            <w:rStyle w:val="Hyperlink"/>
+          </w:rPr>
+          <w:t xml:space="preserve">Tabel 2</w:t>
+        </w:r>
+      </w:hyperlink>
+      <w:r>
+        <w:t xml:space="preserve">.</w:t>
+      </w:r>
+    </w:p>
+    <w:p>
+      <w:pPr>
+        <w:pStyle w:val="Compact"/>
+        <w:numPr>
+          <w:ilvl w:val="0"/>
+          <w:numId w:val="1006"/>
+        </w:numPr>
+      </w:pPr>
+      <w:r>
+        <w:t xml:space="preserve">Afmål præcis 100 mL postevand. Aflæs i øjenhøjde og ved meniskens</w:t>
+      </w:r>
+      <w:r>
+        <w:t xml:space="preserve"> </w:t>
+      </w:r>
+      <w:r>
+        <w:rPr>
+          <w:b/>
+          <w:bCs/>
+        </w:rPr>
+        <w:t xml:space="preserve">nederste</w:t>
+      </w:r>
+      <w:r>
+        <w:t xml:space="preserve"> </w:t>
+      </w:r>
+      <w:r>
+        <w:t xml:space="preserve">rand. Vej måleglasset med vandet, og notér.</w:t>
+      </w:r>
+    </w:p>
+    <w:p>
+      <w:pPr>
+        <w:pStyle w:val="Compact"/>
+        <w:numPr>
+          <w:ilvl w:val="0"/>
+          <w:numId w:val="1006"/>
+        </w:numPr>
+      </w:pPr>
+      <w:r>
+        <w:t xml:space="preserve">Tøm og tør måleglasset, eller brug et andet af samme slags.</w:t>
+      </w:r>
+    </w:p>
+    <w:p>
+      <w:pPr>
+        <w:pStyle w:val="Compact"/>
+        <w:numPr>
+          <w:ilvl w:val="0"/>
+          <w:numId w:val="1006"/>
+        </w:numPr>
+      </w:pPr>
+      <w:r>
+        <w:t xml:space="preserve">Bland saltvand med havvandskoncentration: afvej 35,0 g salt, og opløs det i vand op til 1 liter i alt. Rør, til opløsningen er helt klar.</w:t>
+      </w:r>
+    </w:p>
+    <w:p>
+      <w:pPr>
+        <w:pStyle w:val="Compact"/>
+        <w:numPr>
+          <w:ilvl w:val="0"/>
+          <w:numId w:val="1006"/>
+        </w:numPr>
+      </w:pPr>
+      <w:r>
+        <w:t xml:space="preserve">Afmål 100 mL af saltvandet på samme måde, og vej.</w:t>
+      </w:r>
+    </w:p>
+    <w:p>
+      <w:pPr>
+        <w:pStyle w:val="Compact"/>
+        <w:numPr>
+          <w:ilvl w:val="0"/>
+          <w:numId w:val="1006"/>
+        </w:numPr>
+      </w:pPr>
+      <w:r>
+        <w:rPr>
+          <w:b/>
+          <w:bCs/>
+        </w:rPr>
+        <w:t xml:space="preserve">Klassens fælles måling:</w:t>
+      </w:r>
+      <w:r>
+        <w:t xml:space="preserve"> </w:t>
+      </w:r>
+      <w:r>
+        <w:t xml:space="preserve">læreren fordeler saltholdighederne 10, 20 og 50 g/L mellem grupperne. Bland jeres tildelte koncentration på samme måde som i punkt 4, mål densiteten, og skriv resultatet på tavlen, så klassen samlet får en måleserie til</w:t>
+      </w:r>
+      <w:r>
+        <w:t xml:space="preserve"> </w:t>
+      </w:r>
+      <w:hyperlink w:anchor="tbl-4">
+        <w:r>
+          <w:rPr>
+            <w:rStyle w:val="Hyperlink"/>
+          </w:rPr>
+          <w:t xml:space="preserve">Tabel 4</w:t>
+        </w:r>
+      </w:hyperlink>
+      <w:r>
+        <w:t xml:space="preserve">.</w:t>
       </w:r>
     </w:p>
     <w:tbl>
@@ -499,18 +2279,18 @@
                 <wp:inline>
                   <wp:extent cx="152400" cy="152400"/>
                   <wp:effectExtent b="0" l="0" r="0" t="0"/>
-                  <wp:docPr descr="" title="" id="25" name="Picture"/>
+                  <wp:docPr descr="" title="" id="66" name="Picture"/>
                   <a:graphic>
                     <a:graphicData uri="http://schemas.openxmlformats.org/drawingml/2006/picture">
                       <pic:pic>
                         <pic:nvPicPr>
-                          <pic:cNvPr descr="/Applications/quarto/share/formats/docx/tip.png" id="26" name="Picture"/>
+                          <pic:cNvPr descr="/Applications/quarto/share/formats/docx/tip.png" id="67" name="Picture"/>
                           <pic:cNvPicPr>
                             <a:picLocks noChangeArrowheads="1" noChangeAspect="1"/>
                           </pic:cNvPicPr>
                         </pic:nvPicPr>
                         <pic:blipFill>
-                          <a:blip r:embed="rId24"/>
+                          <a:blip r:embed="rId65"/>
                           <a:stretch>
                             <a:fillRect/>
                           </a:stretch>
@@ -567,250 +2347,16 @@
               <w:spacing w:before="16" w:after="16"/>
             </w:pPr>
             <w:r>
-              <w:t xml:space="preserve">Hold en mørk baggrund (fx et stykke sort karton) bag karret, så frugtfarven er lettere at se. Vandet skal have samme temperatur i de to sider i Del 2, ellers blander I temperatur- og saltforskellen sammen. Brug ikke kogende vand i flasken i Del 3 — lunkent til håndvarmt er nok, og det er mere behageligt at røre ved bagefter.</w:t>
+              <w:t xml:space="preserve">Vandets temperatur betyder også noget for densiteten, så brug vand fra samme hane og ved samme temperatur til alle vejninger — ellers måler I to ting på én gang. Skyl og tør måleglasset mellem hver væske: en rest saltvand i bunden trækker alle jeres tal i samme forkerte retning.</w:t>
             </w:r>
           </w:p>
           <w:p/>
         </w:tc>
       </w:tr>
     </w:tbl>
-    <w:p>
-      <w:pPr>
-        <w:pStyle w:val="BodyText"/>
-      </w:pPr>
-      <w:r>
-        <w:t xml:space="preserve"> </w:t>
-      </w:r>
-    </w:p>
-    <w:tbl>
-      <w:tblPr>
-        <w:tblStyle w:val="Table"/>
-        <w:tblLook w:firstRow="0" w:lastRow="0" w:firstColumn="0" w:lastColumn="0" w:noHBand="0" w:noVBand="0" w:val="0000"/>
-        <w:tblBorders>
-          <w:top w:val="single" w:sz="4" w:space="0" w:color="0758E5"/>
-          <w:left w:val="single" w:sz="24" w:space="0" w:color="0758E5"/>
-          <w:bottom w:val="single" w:sz="4" w:space="0" w:color="0758E5"/>
-          <w:right w:val="single" w:sz="4" w:space="0" w:color="0758E5"/>
-        </w:tblBorders>
-        <w:tblCellMar>
-          <w:left w:w="144" w:type="dxa"/>
-          <w:right w:w="144" w:type="dxa"/>
-        </w:tblCellMar>
-        <w:tblLook w:firstRow="0" w:lastRow="0" w:firstColumn="0" w:lastColumn="0" w:noHBand="0" w:noVBand="0" w:val="0000"/>
-      </w:tblPr>
-      <w:tr>
-        <w:trPr>
-          <w:cantSplit/>
-        </w:trPr>
-        <w:tc>
-          <w:tcPr>
-            <w:shd w:color="auto" w:fill="dae6fb" w:val="clear"/>
-            <w:tcMar>
-              <w:top w:w="92" w:type="dxa"/>
-              <w:bottom w:w="92" w:type="dxa"/>
-            </w:tcMar>
-          </w:tcPr>
-          <w:p>
-            <w:pPr>
-              <w:pStyle w:val="BodyText"/>
-              <w:keepNext/>
-            </w:pPr>
-            <w:pPr>
-              <w:spacing w:before="0" w:after="0"/>
-              <w:textAlignment w:val="center"/>
-            </w:pPr>
-            <w:r>
-              <w:drawing>
-                <wp:inline>
-                  <wp:extent cx="152400" cy="152400"/>
-                  <wp:effectExtent b="0" l="0" r="0" t="0"/>
-                  <wp:docPr descr="" title="" id="28" name="Picture"/>
-                  <a:graphic>
-                    <a:graphicData uri="http://schemas.openxmlformats.org/drawingml/2006/picture">
-                      <pic:pic>
-                        <pic:nvPicPr>
-                          <pic:cNvPr descr="/Applications/quarto/share/formats/docx/note.png" id="29" name="Picture"/>
-                          <pic:cNvPicPr>
-                            <a:picLocks noChangeArrowheads="1" noChangeAspect="1"/>
-                          </pic:cNvPicPr>
-                        </pic:nvPicPr>
-                        <pic:blipFill>
-                          <a:blip r:embed="rId27"/>
-                          <a:stretch>
-                            <a:fillRect/>
-                          </a:stretch>
-                        </pic:blipFill>
-                        <pic:spPr bwMode="auto">
-                          <a:xfrm>
-                            <a:off x="0" y="0"/>
-                            <a:ext cx="152400" cy="152400"/>
-                          </a:xfrm>
-                          <a:prstGeom prst="rect">
-                            <a:avLst/>
-                          </a:prstGeom>
-                          <a:noFill/>
-                          <a:ln w="9525">
-                            <a:noFill/>
-                            <a:headEnd/>
-                            <a:tailEnd/>
-                          </a:ln>
-                        </pic:spPr>
-                      </pic:pic>
-                    </a:graphicData>
-                  </a:graphic>
-                </wp:inline>
-              </w:drawing>
-            </w:r>
-            <w:r>
-              <w:t xml:space="preserve"> </w:t>
-            </w:r>
-            <w:r>
-              <w:t xml:space="preserve"> </w:t>
-            </w:r>
-            <w:r>
-              <w:t xml:space="preserve">Materialer (pr. gruppe)</w:t>
-            </w:r>
-          </w:p>
-        </w:tc>
-      </w:tr>
-      <w:tr>
-        <w:trPr>
-          <w:cantSplit/>
-        </w:trPr>
-        <w:tc>
-          <w:tcPr>
-            <w:tcMar>
-              <w:top w:w="108" w:type="dxa"/>
-              <w:bottom w:w="108" w:type="dxa"/>
-            </w:tcMar>
-          </w:tcPr>
-          <w:p>
-            <w:pPr>
-              <w:pStyle w:val="Compact"/>
-              <w:numPr>
-                <w:ilvl w:val="0"/>
-                <w:numId w:val="1005"/>
-              </w:numPr>
-            </w:pPr>
-            <w:r>
-              <w:t xml:space="preserve">Gennemsigtigt plexiglas-kar med skilleplade</w:t>
-            </w:r>
-          </w:p>
-          <w:p>
-            <w:pPr>
-              <w:pStyle w:val="Compact"/>
-              <w:numPr>
-                <w:ilvl w:val="0"/>
-                <w:numId w:val="1005"/>
-              </w:numPr>
-            </w:pPr>
-            <w:r>
-              <w:t xml:space="preserve">Isholderplade (med lille udskæring, der skal vende nedad)</w:t>
-            </w:r>
-          </w:p>
-          <w:p>
-            <w:pPr>
-              <w:pStyle w:val="Compact"/>
-              <w:numPr>
-                <w:ilvl w:val="0"/>
-                <w:numId w:val="1005"/>
-              </w:numPr>
-            </w:pPr>
-            <w:r>
-              <w:t xml:space="preserve">Knust is</w:t>
-            </w:r>
-          </w:p>
-          <w:p>
-            <w:pPr>
-              <w:pStyle w:val="Compact"/>
-              <w:numPr>
-                <w:ilvl w:val="0"/>
-                <w:numId w:val="1005"/>
-              </w:numPr>
-            </w:pPr>
-            <w:r>
-              <w:t xml:space="preserve">Flaske med skruelåg til varmt vand</w:t>
-            </w:r>
-          </w:p>
-          <w:p>
-            <w:pPr>
-              <w:pStyle w:val="Compact"/>
-              <w:numPr>
-                <w:ilvl w:val="0"/>
-                <w:numId w:val="1005"/>
-              </w:numPr>
-            </w:pPr>
-            <w:r>
-              <w:t xml:space="preserve">Frugtfarve (blå og rød)</w:t>
-            </w:r>
-          </w:p>
-          <w:p>
-            <w:pPr>
-              <w:pStyle w:val="Compact"/>
-              <w:numPr>
-                <w:ilvl w:val="0"/>
-                <w:numId w:val="1005"/>
-              </w:numPr>
-            </w:pPr>
-            <w:r>
-              <w:t xml:space="preserve">Salt</w:t>
-            </w:r>
-          </w:p>
-          <w:p>
-            <w:pPr>
-              <w:pStyle w:val="Compact"/>
-              <w:numPr>
-                <w:ilvl w:val="0"/>
-                <w:numId w:val="1005"/>
-              </w:numPr>
-            </w:pPr>
-            <w:r>
-              <w:t xml:space="preserve">Lunkent vand</w:t>
-            </w:r>
-          </w:p>
-          <w:p>
-            <w:pPr>
-              <w:pStyle w:val="Compact"/>
-              <w:numPr>
-                <w:ilvl w:val="0"/>
-                <w:numId w:val="1005"/>
-              </w:numPr>
-            </w:pPr>
-            <w:r>
-              <w:t xml:space="preserve">Vægt (0,1 g eller finere)</w:t>
-            </w:r>
-          </w:p>
-          <w:p>
-            <w:pPr>
-              <w:pStyle w:val="Compact"/>
-              <w:numPr>
-                <w:ilvl w:val="0"/>
-                <w:numId w:val="1005"/>
-              </w:numPr>
-            </w:pPr>
-            <w:r>
-              <w:t xml:space="preserve">Måleglas, 100 mL (2 stk., eller ét der kan tørres mellem målingerne)</w:t>
-            </w:r>
-          </w:p>
-          <w:p>
-            <w:pPr>
-              <w:pStyle w:val="Compact"/>
-              <w:numPr>
-                <w:ilvl w:val="0"/>
-                <w:numId w:val="1005"/>
-              </w:numPr>
-            </w:pPr>
-            <w:r>
-              <w:t xml:space="preserve">Digitalkamera/mobil til billeder</w:t>
-            </w:r>
-          </w:p>
-          <w:p/>
-        </w:tc>
-      </w:tr>
-    </w:tbl>
-    <w:bookmarkEnd w:id="30"/>
-    <w:bookmarkEnd w:id="31"/>
-    <w:bookmarkStart w:id="34" w:name="registrering-af-målinger"/>
+    <w:bookmarkEnd w:id="68"/>
+    <w:bookmarkEnd w:id="69"/>
+    <w:bookmarkStart w:id="72" w:name="registrering-af-målinger"/>
     <w:p>
       <w:pPr>
         <w:pStyle w:val="Heading2"/>
@@ -832,7 +2378,7 @@
       <w:tr>
         <w:tc>
           <w:tcPr/>
-          <w:bookmarkStart w:id="32" w:name="tbl-1"/>
+          <w:bookmarkStart w:id="70" w:name="tbl-1"/>
           <w:p>
             <w:pPr>
               <w:jc w:val="center"/>
@@ -843,20 +2389,20 @@
               <w:pStyle w:val="ImageCaption"/>
             </w:pPr>
             <w:r>
-              <w:t xml:space="preserve">Tabel 1: Iagttagelser fra de tre delforsøg.</w:t>
+              <w:t xml:space="preserve">Tabel 1: Iagttagelser fra delforsøgene. Tiden i Del 3 er den tid, bundstrømmen er om at nå den modsatte ende.</w:t>
             </w:r>
           </w:p>
           <w:tbl>
             <w:tblPr>
               <w:tblStyle w:val="Table"/>
-              <w:tblW w:type="pct" w:w="5000"/>
-              <w:tblLayout w:type="fixed"/>
+              <w:tblW w:type="auto" w:w="0"/>
               <w:tblLook w:firstRow="1" w:lastRow="0" w:firstColumn="0" w:lastColumn="0" w:noHBand="0" w:noVBand="0" w:val="0020"/>
             </w:tblPr>
             <w:tblGrid>
-              <w:gridCol w:w="2436"/>
-              <w:gridCol w:w="2436"/>
-              <w:gridCol w:w="3046"/>
+              <w:gridCol w:w="1980"/>
+              <w:gridCol w:w="1980"/>
+              <w:gridCol w:w="1980"/>
+              <w:gridCol w:w="1980"/>
             </w:tblGrid>
             <w:tr>
               <w:trPr>
@@ -887,7 +2433,7 @@
                     <w:jc w:val="center"/>
                   </w:pPr>
                   <w:r>
-                    <w:t xml:space="preserve">Beskriv, hvad I så (kvalitativt)</w:t>
+                    <w:t xml:space="preserve">Det forventede vi</w:t>
                   </w:r>
                 </w:p>
               </w:tc>
@@ -897,11 +2443,25 @@
                   <w:pPr>
                     <w:pStyle w:val="Compact"/>
                     <w:keepNext/>
-                    <w:jc w:val="center"/>
+                    <w:jc w:val="left"/>
                     <w:jc w:val="center"/>
                   </w:pPr>
                   <w:r>
-                    <w:t xml:space="preserve">Tid til vandet var helt blandet/faldet til ro (sekunder)</w:t>
+                    <w:t xml:space="preserve">Det så vi</w:t>
+                  </w:r>
+                </w:p>
+              </w:tc>
+              <w:tc>
+                <w:tcPr/>
+                <w:p>
+                  <w:pPr>
+                    <w:pStyle w:val="Compact"/>
+                    <w:keepNext/>
+                    <w:jc w:val="center"/>
+                    <w:jc w:val="center"/>
+                  </w:pPr>
+                  <w:r>
+                    <w:t xml:space="preserve">Tid (s)</w:t>
                   </w:r>
                 </w:p>
               </w:tc>
@@ -920,8 +2480,17 @@
                     <w:jc w:val="center"/>
                   </w:pPr>
                   <w:r>
-                    <w:t xml:space="preserve">Del 1 — koldt og varmt vand</w:t>
+                    <w:t xml:space="preserve">Del 1 — koldt møder varmt</w:t>
                   </w:r>
+                </w:p>
+              </w:tc>
+              <w:tc>
+                <w:tcPr/>
+                <w:p>
+                  <w:pPr>
+                    <w:pStyle w:val="Compact"/>
+                    <w:keepNext/>
+                  </w:pPr>
                 </w:p>
               </w:tc>
               <w:tc>
@@ -957,8 +2526,17 @@
                     <w:jc w:val="center"/>
                   </w:pPr>
                   <w:r>
-                    <w:t xml:space="preserve">Del 2 — salt og fersk vand</w:t>
+                    <w:t xml:space="preserve">Del 2 — salt møder fersk</w:t>
                   </w:r>
+                </w:p>
+              </w:tc>
+              <w:tc>
+                <w:tcPr/>
+                <w:p>
+                  <w:pPr>
+                    <w:pStyle w:val="Compact"/>
+                    <w:keepNext/>
+                  </w:pPr>
                 </w:p>
               </w:tc>
               <w:tc>
@@ -1013,9 +2591,17 @@
                   </w:pPr>
                 </w:p>
               </w:tc>
+              <w:tc>
+                <w:tcPr/>
+                <w:p>
+                  <w:pPr>
+                    <w:pStyle w:val="Compact"/>
+                  </w:pPr>
+                </w:p>
+              </w:tc>
             </w:tr>
           </w:tbl>
-          <w:bookmarkEnd w:id="32"/>
+          <w:bookmarkEnd w:id="70"/>
           <w:p/>
         </w:tc>
       </w:tr>
@@ -1041,7 +2627,7 @@
       <w:tr>
         <w:tc>
           <w:tcPr/>
-          <w:bookmarkStart w:id="33" w:name="tbl-2"/>
+          <w:bookmarkStart w:id="71" w:name="tbl-2"/>
           <w:p>
             <w:pPr>
               <w:jc w:val="center"/>
@@ -1062,9 +2648,10 @@
               <w:tblLook w:firstRow="1" w:lastRow="0" w:firstColumn="0" w:lastColumn="0" w:noHBand="0" w:noVBand="0" w:val="0020"/>
             </w:tblPr>
             <w:tblGrid>
-              <w:gridCol w:w="2640"/>
-              <w:gridCol w:w="2640"/>
-              <w:gridCol w:w="2640"/>
+              <w:gridCol w:w="1980"/>
+              <w:gridCol w:w="1980"/>
+              <w:gridCol w:w="1980"/>
+              <w:gridCol w:w="1980"/>
             </w:tblGrid>
             <w:tr>
               <w:trPr>
@@ -1104,7 +2691,21 @@
                     <w:jc w:val="center"/>
                   </w:pPr>
                   <w:r>
-                    <w:t xml:space="preserve">Saltvand (≈ havvand)</w:t>
+                    <w:t xml:space="preserve">Saltvand, 35 g/L</w:t>
+                  </w:r>
+                </w:p>
+              </w:tc>
+              <w:tc>
+                <w:tcPr/>
+                <w:p>
+                  <w:pPr>
+                    <w:pStyle w:val="Compact"/>
+                    <w:keepNext/>
+                    <w:jc w:val="center"/>
+                    <w:jc w:val="center"/>
+                  </w:pPr>
+                  <w:r>
+                    <w:t xml:space="preserve">Klassens ekstra: ___ g/L</w:t>
                   </w:r>
                 </w:p>
               </w:tc>
@@ -1145,6 +2746,15 @@
                   </w:pPr>
                 </w:p>
               </w:tc>
+              <w:tc>
+                <w:tcPr/>
+                <w:p>
+                  <w:pPr>
+                    <w:pStyle w:val="Compact"/>
+                    <w:keepNext/>
+                  </w:pPr>
+                </w:p>
+              </w:tc>
             </w:tr>
             <w:tr>
               <w:trPr>
@@ -1182,6 +2792,15 @@
                   </w:pPr>
                 </w:p>
               </w:tc>
+              <w:tc>
+                <w:tcPr/>
+                <w:p>
+                  <w:pPr>
+                    <w:pStyle w:val="Compact"/>
+                    <w:keepNext/>
+                  </w:pPr>
+                </w:p>
+              </w:tc>
             </w:tr>
             <w:tr>
               <w:trPr>
@@ -1216,15 +2835,23 @@
                   </w:pPr>
                 </w:p>
               </w:tc>
+              <w:tc>
+                <w:tcPr/>
+                <w:p>
+                  <w:pPr>
+                    <w:pStyle w:val="Compact"/>
+                  </w:pPr>
+                </w:p>
+              </w:tc>
             </w:tr>
           </w:tbl>
-          <w:bookmarkEnd w:id="33"/>
+          <w:bookmarkEnd w:id="71"/>
           <w:p/>
         </w:tc>
       </w:tr>
     </w:tbl>
-    <w:bookmarkEnd w:id="34"/>
-    <w:bookmarkStart w:id="36" w:name="databehandling"/>
+    <w:bookmarkEnd w:id="72"/>
+    <w:bookmarkStart w:id="76" w:name="databehandling"/>
     <w:p>
       <w:pPr>
         <w:pStyle w:val="Heading2"/>
@@ -1235,14 +2862,20 @@
     </w:p>
     <w:p>
       <w:pPr>
-        <w:pStyle w:val="Compact"/>
-        <w:numPr>
-          <w:ilvl w:val="0"/>
-          <w:numId w:val="1006"/>
-        </w:numPr>
-      </w:pPr>
-      <w:r>
-        <w:t xml:space="preserve">Beregn væskens masse for hver prøve i</w:t>
+        <w:pStyle w:val="FirstParagraph"/>
+      </w:pPr>
+      <w:r>
+        <w:rPr>
+          <w:b/>
+          <w:bCs/>
+        </w:rPr>
+        <w:t xml:space="preserve">1. Væskens masse.</w:t>
+      </w:r>
+      <w:r>
+        <w:t xml:space="preserve"> </w:t>
+      </w:r>
+      <w:r>
+        <w:t xml:space="preserve">Beregn for hver prøve i</w:t>
       </w:r>
       <w:r>
         <w:t xml:space="preserve"> </w:t>
@@ -1259,24 +2892,30 @@
         <w:t xml:space="preserve"> </w:t>
       </w:r>
       <w:r>
-        <w:t xml:space="preserve">(masse af glas med væske minus det tomme glas).</w:t>
-      </w:r>
-    </w:p>
-    <w:p>
-      <w:pPr>
-        <w:pStyle w:val="Compact"/>
-        <w:numPr>
-          <w:ilvl w:val="0"/>
-          <w:numId w:val="1006"/>
-        </w:numPr>
-      </w:pPr>
+        <w:t xml:space="preserve">væskens masse som massen af måleglas med væske minus massen af det tomme måleglas, og skriv tallet i nederste række.</w:t>
+      </w:r>
+    </w:p>
+    <w:p>
+      <w:pPr>
+        <w:pStyle w:val="BodyText"/>
+      </w:pPr>
+      <w:r>
+        <w:rPr>
+          <w:b/>
+          <w:bCs/>
+        </w:rPr>
+        <w:t xml:space="preserve">2. Densiteten.</w:t>
+      </w:r>
+      <w:r>
+        <w:t xml:space="preserve"> </w:t>
+      </w:r>
       <w:r>
         <w:t xml:space="preserve">Beregn densiteten af hver væske. Rumfanget er de 100 mL, altså 100 cm³:</w:t>
       </w:r>
     </w:p>
     <w:p>
       <w:pPr>
-        <w:pStyle w:val="FirstParagraph"/>
+        <w:pStyle w:val="BodyText"/>
       </w:pPr>
       <m:oMathPara>
         <m:oMathParaPr>
@@ -1310,6 +2949,14 @@
         </m:oMath>
       </m:oMathPara>
     </w:p>
+    <w:p>
+      <w:pPr>
+        <w:pStyle w:val="FirstParagraph"/>
+      </w:pPr>
+      <w:r>
+        <w:t xml:space="preserve">Angiv resultatet med tre decimaler i g/cm³, og omregn til kg/m³ ved at gange med 1000.</w:t>
+      </w:r>
+    </w:p>
     <w:tbl>
       <w:tblPr>
         <w:tblStyle w:val="Table"/>
@@ -1323,7 +2970,7 @@
       <w:tr>
         <w:tc>
           <w:tcPr/>
-          <w:bookmarkStart w:id="35" w:name="tbl-3"/>
+          <w:bookmarkStart w:id="73" w:name="tbl-3"/>
           <w:p>
             <w:pPr>
               <w:jc w:val="center"/>
@@ -1334,7 +2981,7 @@
               <w:pStyle w:val="ImageCaption"/>
             </w:pPr>
             <w:r>
-              <w:t xml:space="preserve">Tabel 3: Beregnet densitet af de to væsker.</w:t>
+              <w:t xml:space="preserve">Tabel 3: Beregnet densitet af væskerne.</w:t>
             </w:r>
           </w:p>
           <w:tbl>
@@ -1344,9 +2991,10 @@
               <w:tblLook w:firstRow="1" w:lastRow="0" w:firstColumn="0" w:lastColumn="0" w:noHBand="0" w:noVBand="0" w:val="0020"/>
             </w:tblPr>
             <w:tblGrid>
-              <w:gridCol w:w="2640"/>
-              <w:gridCol w:w="2640"/>
-              <w:gridCol w:w="2640"/>
+              <w:gridCol w:w="1980"/>
+              <w:gridCol w:w="1980"/>
+              <w:gridCol w:w="1980"/>
+              <w:gridCol w:w="1980"/>
             </w:tblGrid>
             <w:tr>
               <w:trPr>
@@ -1386,7 +3034,21 @@
                     <w:jc w:val="center"/>
                   </w:pPr>
                   <w:r>
-                    <w:t xml:space="preserve">Saltvand (≈ havvand)</w:t>
+                    <w:t xml:space="preserve">Saltvand, 35 g/L</w:t>
+                  </w:r>
+                </w:p>
+              </w:tc>
+              <w:tc>
+                <w:tcPr/>
+                <w:p>
+                  <w:pPr>
+                    <w:pStyle w:val="Compact"/>
+                    <w:keepNext/>
+                    <w:jc w:val="center"/>
+                    <w:jc w:val="center"/>
+                  </w:pPr>
+                  <w:r>
+                    <w:t xml:space="preserve">Klassens ekstra: ___ g/L</w:t>
                   </w:r>
                 </w:p>
               </w:tc>
@@ -1400,6 +3062,7 @@
                 <w:p>
                   <w:pPr>
                     <w:pStyle w:val="Compact"/>
+                    <w:keepNext/>
                     <w:jc w:val="left"/>
                     <w:jc w:val="center"/>
                   </w:pPr>
@@ -1413,6 +3076,59 @@
                 <w:p>
                   <w:pPr>
                     <w:pStyle w:val="Compact"/>
+                    <w:keepNext/>
+                  </w:pPr>
+                </w:p>
+              </w:tc>
+              <w:tc>
+                <w:tcPr/>
+                <w:p>
+                  <w:pPr>
+                    <w:pStyle w:val="Compact"/>
+                    <w:keepNext/>
+                  </w:pPr>
+                </w:p>
+              </w:tc>
+              <w:tc>
+                <w:tcPr/>
+                <w:p>
+                  <w:pPr>
+                    <w:pStyle w:val="Compact"/>
+                    <w:keepNext/>
+                  </w:pPr>
+                </w:p>
+              </w:tc>
+            </w:tr>
+            <w:tr>
+              <w:trPr>
+                <w:cantSplit/>
+              </w:trPr>
+              <w:tc>
+                <w:tcPr/>
+                <w:p>
+                  <w:pPr>
+                    <w:pStyle w:val="Compact"/>
+                    <w:jc w:val="left"/>
+                    <w:jc w:val="center"/>
+                  </w:pPr>
+                  <w:r>
+                    <w:t xml:space="preserve">Densitet (kg/m³)</w:t>
+                  </w:r>
+                </w:p>
+              </w:tc>
+              <w:tc>
+                <w:tcPr/>
+                <w:p>
+                  <w:pPr>
+                    <w:pStyle w:val="Compact"/>
+                  </w:pPr>
+                </w:p>
+              </w:tc>
+              <w:tc>
+                <w:tcPr/>
+                <w:p>
+                  <w:pPr>
+                    <w:pStyle w:val="Compact"/>
                   </w:pPr>
                 </w:p>
               </w:tc>
@@ -1426,31 +3142,1452 @@
               </w:tc>
             </w:tr>
           </w:tbl>
-          <w:bookmarkEnd w:id="35"/>
+          <w:bookmarkEnd w:id="73"/>
           <w:p/>
         </w:tc>
       </w:tr>
     </w:tbl>
     <w:p>
       <w:pPr>
-        <w:pStyle w:val="Compact"/>
-        <w:numPr>
-          <w:ilvl w:val="0"/>
-          <w:numId w:val="1007"/>
-        </w:numPr>
-      </w:pPr>
-      <w:r>
-        <w:t xml:space="preserve">Sammenlign jeres beregnede densiteter med de kendte værdier for fersk- og havvand — ca. 1,00 g/cm³ for postevand og ca. 1,025 g/cm³ for havvand. Hvor tæt kom I på?</w:t>
-      </w:r>
-    </w:p>
-    <w:p>
-      <w:pPr>
-        <w:pStyle w:val="Compact"/>
-        <w:numPr>
-          <w:ilvl w:val="0"/>
-          <w:numId w:val="1007"/>
-        </w:numPr>
-      </w:pPr>
+        <w:pStyle w:val="BodyText"/>
+      </w:pPr>
+      <w:r>
+        <w:rPr>
+          <w:b/>
+          <w:bCs/>
+        </w:rPr>
+        <w:t xml:space="preserve">3. Hvor tæt kom I på?</w:t>
+      </w:r>
+      <w:r>
+        <w:t xml:space="preserve"> </w:t>
+      </w:r>
+      <w:r>
+        <w:t xml:space="preserve">Sammenlign jeres to hovedmålinger med litteraturværdierne 0,998 g/cm³ for postevand og 1,025 g/cm³ for havvand ved 20 °C. Beregn den relative afvigelse:</w:t>
+      </w:r>
+    </w:p>
+    <w:p>
+      <w:pPr>
+        <w:pStyle w:val="BodyText"/>
+      </w:pPr>
+      <m:oMathPara>
+        <m:oMathParaPr>
+          <m:jc m:val="center"/>
+        </m:oMathParaPr>
+        <m:oMath>
+          <m:r>
+            <m:rPr>
+              <m:nor/>
+              <m:sty m:val="p"/>
+            </m:rPr>
+            <m:t>afvigelse</m:t>
+          </m:r>
+          <m:r>
+            <m:rPr>
+              <m:sty m:val="p"/>
+            </m:rPr>
+            <m:t>=</m:t>
+          </m:r>
+          <m:f>
+            <m:fPr>
+              <m:type m:val="bar"/>
+            </m:fPr>
+            <m:num>
+              <m:d>
+                <m:dPr>
+                  <m:begChr m:val="|"/>
+                  <m:sepChr m:val=""/>
+                  <m:endChr m:val="|"/>
+                  <m:grow/>
+                </m:dPr>
+                <m:e>
+                  <m:sSub>
+                    <m:e>
+                      <m:r>
+                        <m:t>ρ</m:t>
+                      </m:r>
+                    </m:e>
+                    <m:sub>
+                      <m:r>
+                        <m:rPr>
+                          <m:nor/>
+                          <m:sty m:val="p"/>
+                        </m:rPr>
+                        <m:t>målt</m:t>
+                      </m:r>
+                    </m:sub>
+                  </m:sSub>
+                  <m:r>
+                    <m:rPr>
+                      <m:sty m:val="p"/>
+                    </m:rPr>
+                    <m:t>−</m:t>
+                  </m:r>
+                  <m:sSub>
+                    <m:e>
+                      <m:r>
+                        <m:t>ρ</m:t>
+                      </m:r>
+                    </m:e>
+                    <m:sub>
+                      <m:r>
+                        <m:rPr>
+                          <m:nor/>
+                          <m:sty m:val="p"/>
+                        </m:rPr>
+                        <m:t>tabel</m:t>
+                      </m:r>
+                    </m:sub>
+                  </m:sSub>
+                </m:e>
+              </m:d>
+            </m:num>
+            <m:den>
+              <m:sSub>
+                <m:e>
+                  <m:r>
+                    <m:t>ρ</m:t>
+                  </m:r>
+                </m:e>
+                <m:sub>
+                  <m:r>
+                    <m:rPr>
+                      <m:nor/>
+                      <m:sty m:val="p"/>
+                    </m:rPr>
+                    <m:t>tabel</m:t>
+                  </m:r>
+                </m:sub>
+              </m:sSub>
+            </m:den>
+          </m:f>
+          <m:r>
+            <m:rPr>
+              <m:sty m:val="p"/>
+            </m:rPr>
+            <m:t>⋅</m:t>
+          </m:r>
+          <m:r>
+            <m:t>100</m:t>
+          </m:r>
+          <m:r>
+            <m:t> </m:t>
+          </m:r>
+          <m:r>
+            <m:rPr>
+              <m:sty m:val="p"/>
+            </m:rPr>
+            <m:t>%</m:t>
+          </m:r>
+        </m:oMath>
+      </m:oMathPara>
+    </w:p>
+    <w:p>
+      <w:pPr>
+        <w:pStyle w:val="FirstParagraph"/>
+      </w:pPr>
+      <w:r>
+        <w:rPr>
+          <w:b/>
+          <w:bCs/>
+        </w:rPr>
+        <w:t xml:space="preserve">4. Forskellen.</w:t>
+      </w:r>
+      <w:r>
+        <w:t xml:space="preserve"> </w:t>
+      </w:r>
+      <w:r>
+        <w:t xml:space="preserve">Beregn, hvor meget tungere saltvandet er end postevandet — både som en absolut forskel</w:t>
+      </w:r>
+      <w:r>
+        <w:t xml:space="preserve"> </w:t>
+      </w:r>
+      <m:oMath>
+        <m:r>
+          <m:rPr>
+            <m:sty m:val="p"/>
+          </m:rPr>
+          <m:t>Δ</m:t>
+        </m:r>
+        <m:r>
+          <m:t>ρ</m:t>
+        </m:r>
+        <m:r>
+          <m:rPr>
+            <m:sty m:val="p"/>
+          </m:rPr>
+          <m:t>=</m:t>
+        </m:r>
+        <m:sSub>
+          <m:e>
+            <m:r>
+              <m:t>ρ</m:t>
+            </m:r>
+          </m:e>
+          <m:sub>
+            <m:r>
+              <m:rPr>
+                <m:nor/>
+                <m:sty m:val="p"/>
+              </m:rPr>
+              <m:t>salt</m:t>
+            </m:r>
+          </m:sub>
+        </m:sSub>
+        <m:r>
+          <m:rPr>
+            <m:sty m:val="p"/>
+          </m:rPr>
+          <m:t>−</m:t>
+        </m:r>
+        <m:sSub>
+          <m:e>
+            <m:r>
+              <m:t>ρ</m:t>
+            </m:r>
+          </m:e>
+          <m:sub>
+            <m:r>
+              <m:rPr>
+                <m:nor/>
+                <m:sty m:val="p"/>
+              </m:rPr>
+              <m:t>fersk</m:t>
+            </m:r>
+          </m:sub>
+        </m:sSub>
+      </m:oMath>
+      <w:r>
+        <w:t xml:space="preserve"> </w:t>
+      </w:r>
+      <w:r>
+        <w:t xml:space="preserve">og i procent af ferskvandets densitet. Sammenhold med jeres gæt i hypotesen.</w:t>
+      </w:r>
+    </w:p>
+    <w:p>
+      <w:pPr>
+        <w:pStyle w:val="BodyText"/>
+      </w:pPr>
+      <w:r>
+        <w:rPr>
+          <w:b/>
+          <w:bCs/>
+        </w:rPr>
+        <w:t xml:space="preserve">5. Densiteten som funktion af saltholdigheden.</w:t>
+      </w:r>
+      <w:r>
+        <w:t xml:space="preserve"> </w:t>
+      </w:r>
+      <w:r>
+        <w:t xml:space="preserve">Saml klassens målinger i skemaet, og beregn gennemsnittet for hver saltholdighed:</w:t>
+      </w:r>
+    </w:p>
+    <w:tbl>
+      <w:tblPr>
+        <w:tblStyle w:val="Table"/>
+        <w:tblW w:type="pct" w:w="5000"/>
+        <w:tblLayout w:type="fixed"/>
+        <w:tblLook w:firstRow="0" w:lastRow="0" w:firstColumn="0" w:lastColumn="0" w:noHBand="0" w:noVBand="0" w:val="0000"/>
+      </w:tblPr>
+      <w:tblGrid>
+        <w:gridCol w:w="7920"/>
+      </w:tblGrid>
+      <w:tr>
+        <w:tc>
+          <w:tcPr/>
+          <w:bookmarkStart w:id="74" w:name="tbl-4"/>
+          <w:p>
+            <w:pPr>
+              <w:jc w:val="center"/>
+            </w:pPr>
+            <w:pPr>
+              <w:jc w:val="left"/>
+              <w:spacing w:before="200"/>
+              <w:pStyle w:val="ImageCaption"/>
+            </w:pPr>
+            <w:r>
+              <w:t xml:space="preserve">Tabel 4: Klassens densitetsmålinger ved fem saltholdigheder.</w:t>
+            </w:r>
+          </w:p>
+          <w:tbl>
+            <w:tblPr>
+              <w:tblStyle w:val="Table"/>
+              <w:tblW w:type="auto" w:w="0"/>
+              <w:tblLook w:firstRow="1" w:lastRow="0" w:firstColumn="0" w:lastColumn="0" w:noHBand="0" w:noVBand="0" w:val="0020"/>
+            </w:tblPr>
+            <w:tblGrid>
+              <w:gridCol w:w="1320"/>
+              <w:gridCol w:w="1320"/>
+              <w:gridCol w:w="1320"/>
+              <w:gridCol w:w="1320"/>
+              <w:gridCol w:w="1320"/>
+              <w:gridCol w:w="1320"/>
+            </w:tblGrid>
+            <w:tr>
+              <w:trPr>
+                <w:cantSplit/>
+                <w:tblHeader w:val="on"/>
+              </w:trPr>
+              <w:tc>
+                <w:tcPr/>
+                <w:p>
+                  <w:pPr>
+                    <w:pStyle w:val="Compact"/>
+                    <w:keepNext/>
+                    <w:jc w:val="left"/>
+                    <w:jc w:val="center"/>
+                  </w:pPr>
+                  <w:r>
+                    <w:t xml:space="preserve">Saltholdighed (g/L)</w:t>
+                  </w:r>
+                </w:p>
+              </w:tc>
+              <w:tc>
+                <w:tcPr/>
+                <w:p>
+                  <w:pPr>
+                    <w:pStyle w:val="Compact"/>
+                    <w:keepNext/>
+                    <w:jc w:val="center"/>
+                    <w:jc w:val="center"/>
+                  </w:pPr>
+                  <w:r>
+                    <w:t xml:space="preserve">0</w:t>
+                  </w:r>
+                </w:p>
+              </w:tc>
+              <w:tc>
+                <w:tcPr/>
+                <w:p>
+                  <w:pPr>
+                    <w:pStyle w:val="Compact"/>
+                    <w:keepNext/>
+                    <w:jc w:val="center"/>
+                    <w:jc w:val="center"/>
+                  </w:pPr>
+                  <w:r>
+                    <w:t xml:space="preserve">10</w:t>
+                  </w:r>
+                </w:p>
+              </w:tc>
+              <w:tc>
+                <w:tcPr/>
+                <w:p>
+                  <w:pPr>
+                    <w:pStyle w:val="Compact"/>
+                    <w:keepNext/>
+                    <w:jc w:val="center"/>
+                    <w:jc w:val="center"/>
+                  </w:pPr>
+                  <w:r>
+                    <w:t xml:space="preserve">20</w:t>
+                  </w:r>
+                </w:p>
+              </w:tc>
+              <w:tc>
+                <w:tcPr/>
+                <w:p>
+                  <w:pPr>
+                    <w:pStyle w:val="Compact"/>
+                    <w:keepNext/>
+                    <w:jc w:val="center"/>
+                    <w:jc w:val="center"/>
+                  </w:pPr>
+                  <w:r>
+                    <w:t xml:space="preserve">35</w:t>
+                  </w:r>
+                </w:p>
+              </w:tc>
+              <w:tc>
+                <w:tcPr/>
+                <w:p>
+                  <w:pPr>
+                    <w:pStyle w:val="Compact"/>
+                    <w:keepNext/>
+                    <w:jc w:val="center"/>
+                    <w:jc w:val="center"/>
+                  </w:pPr>
+                  <w:r>
+                    <w:t xml:space="preserve">50</w:t>
+                  </w:r>
+                </w:p>
+              </w:tc>
+            </w:tr>
+            <w:tr>
+              <w:trPr>
+                <w:cantSplit/>
+              </w:trPr>
+              <w:tc>
+                <w:tcPr/>
+                <w:p>
+                  <w:pPr>
+                    <w:pStyle w:val="Compact"/>
+                    <w:keepNext/>
+                    <w:jc w:val="left"/>
+                    <w:jc w:val="center"/>
+                  </w:pPr>
+                  <w:r>
+                    <w:t xml:space="preserve">Gruppe 1 — densitet (g/cm³)</w:t>
+                  </w:r>
+                </w:p>
+              </w:tc>
+              <w:tc>
+                <w:tcPr/>
+                <w:p>
+                  <w:pPr>
+                    <w:pStyle w:val="Compact"/>
+                    <w:keepNext/>
+                  </w:pPr>
+                </w:p>
+              </w:tc>
+              <w:tc>
+                <w:tcPr/>
+                <w:p>
+                  <w:pPr>
+                    <w:pStyle w:val="Compact"/>
+                    <w:keepNext/>
+                  </w:pPr>
+                </w:p>
+              </w:tc>
+              <w:tc>
+                <w:tcPr/>
+                <w:p>
+                  <w:pPr>
+                    <w:pStyle w:val="Compact"/>
+                    <w:keepNext/>
+                  </w:pPr>
+                </w:p>
+              </w:tc>
+              <w:tc>
+                <w:tcPr/>
+                <w:p>
+                  <w:pPr>
+                    <w:pStyle w:val="Compact"/>
+                    <w:keepNext/>
+                  </w:pPr>
+                </w:p>
+              </w:tc>
+              <w:tc>
+                <w:tcPr/>
+                <w:p>
+                  <w:pPr>
+                    <w:pStyle w:val="Compact"/>
+                    <w:keepNext/>
+                  </w:pPr>
+                </w:p>
+              </w:tc>
+            </w:tr>
+            <w:tr>
+              <w:trPr>
+                <w:cantSplit/>
+              </w:trPr>
+              <w:tc>
+                <w:tcPr/>
+                <w:p>
+                  <w:pPr>
+                    <w:pStyle w:val="Compact"/>
+                    <w:keepNext/>
+                    <w:jc w:val="left"/>
+                    <w:jc w:val="center"/>
+                  </w:pPr>
+                  <w:r>
+                    <w:t xml:space="preserve">Gruppe 2</w:t>
+                  </w:r>
+                </w:p>
+              </w:tc>
+              <w:tc>
+                <w:tcPr/>
+                <w:p>
+                  <w:pPr>
+                    <w:pStyle w:val="Compact"/>
+                    <w:keepNext/>
+                  </w:pPr>
+                </w:p>
+              </w:tc>
+              <w:tc>
+                <w:tcPr/>
+                <w:p>
+                  <w:pPr>
+                    <w:pStyle w:val="Compact"/>
+                    <w:keepNext/>
+                  </w:pPr>
+                </w:p>
+              </w:tc>
+              <w:tc>
+                <w:tcPr/>
+                <w:p>
+                  <w:pPr>
+                    <w:pStyle w:val="Compact"/>
+                    <w:keepNext/>
+                  </w:pPr>
+                </w:p>
+              </w:tc>
+              <w:tc>
+                <w:tcPr/>
+                <w:p>
+                  <w:pPr>
+                    <w:pStyle w:val="Compact"/>
+                    <w:keepNext/>
+                  </w:pPr>
+                </w:p>
+              </w:tc>
+              <w:tc>
+                <w:tcPr/>
+                <w:p>
+                  <w:pPr>
+                    <w:pStyle w:val="Compact"/>
+                    <w:keepNext/>
+                  </w:pPr>
+                </w:p>
+              </w:tc>
+            </w:tr>
+            <w:tr>
+              <w:trPr>
+                <w:cantSplit/>
+              </w:trPr>
+              <w:tc>
+                <w:tcPr/>
+                <w:p>
+                  <w:pPr>
+                    <w:pStyle w:val="Compact"/>
+                    <w:keepNext/>
+                    <w:jc w:val="left"/>
+                    <w:jc w:val="center"/>
+                  </w:pPr>
+                  <w:r>
+                    <w:t xml:space="preserve">Gruppe 3</w:t>
+                  </w:r>
+                </w:p>
+              </w:tc>
+              <w:tc>
+                <w:tcPr/>
+                <w:p>
+                  <w:pPr>
+                    <w:pStyle w:val="Compact"/>
+                    <w:keepNext/>
+                  </w:pPr>
+                </w:p>
+              </w:tc>
+              <w:tc>
+                <w:tcPr/>
+                <w:p>
+                  <w:pPr>
+                    <w:pStyle w:val="Compact"/>
+                    <w:keepNext/>
+                  </w:pPr>
+                </w:p>
+              </w:tc>
+              <w:tc>
+                <w:tcPr/>
+                <w:p>
+                  <w:pPr>
+                    <w:pStyle w:val="Compact"/>
+                    <w:keepNext/>
+                  </w:pPr>
+                </w:p>
+              </w:tc>
+              <w:tc>
+                <w:tcPr/>
+                <w:p>
+                  <w:pPr>
+                    <w:pStyle w:val="Compact"/>
+                    <w:keepNext/>
+                  </w:pPr>
+                </w:p>
+              </w:tc>
+              <w:tc>
+                <w:tcPr/>
+                <w:p>
+                  <w:pPr>
+                    <w:pStyle w:val="Compact"/>
+                    <w:keepNext/>
+                  </w:pPr>
+                </w:p>
+              </w:tc>
+            </w:tr>
+            <w:tr>
+              <w:trPr>
+                <w:cantSplit/>
+              </w:trPr>
+              <w:tc>
+                <w:tcPr/>
+                <w:p>
+                  <w:pPr>
+                    <w:pStyle w:val="Compact"/>
+                    <w:keepNext/>
+                    <w:jc w:val="left"/>
+                    <w:jc w:val="center"/>
+                  </w:pPr>
+                  <w:r>
+                    <w:t xml:space="preserve">Gruppe 4</w:t>
+                  </w:r>
+                </w:p>
+              </w:tc>
+              <w:tc>
+                <w:tcPr/>
+                <w:p>
+                  <w:pPr>
+                    <w:pStyle w:val="Compact"/>
+                    <w:keepNext/>
+                  </w:pPr>
+                </w:p>
+              </w:tc>
+              <w:tc>
+                <w:tcPr/>
+                <w:p>
+                  <w:pPr>
+                    <w:pStyle w:val="Compact"/>
+                    <w:keepNext/>
+                  </w:pPr>
+                </w:p>
+              </w:tc>
+              <w:tc>
+                <w:tcPr/>
+                <w:p>
+                  <w:pPr>
+                    <w:pStyle w:val="Compact"/>
+                    <w:keepNext/>
+                  </w:pPr>
+                </w:p>
+              </w:tc>
+              <w:tc>
+                <w:tcPr/>
+                <w:p>
+                  <w:pPr>
+                    <w:pStyle w:val="Compact"/>
+                    <w:keepNext/>
+                  </w:pPr>
+                </w:p>
+              </w:tc>
+              <w:tc>
+                <w:tcPr/>
+                <w:p>
+                  <w:pPr>
+                    <w:pStyle w:val="Compact"/>
+                    <w:keepNext/>
+                  </w:pPr>
+                </w:p>
+              </w:tc>
+            </w:tr>
+            <w:tr>
+              <w:trPr>
+                <w:cantSplit/>
+              </w:trPr>
+              <w:tc>
+                <w:tcPr/>
+                <w:p>
+                  <w:pPr>
+                    <w:pStyle w:val="Compact"/>
+                    <w:keepNext/>
+                    <w:jc w:val="left"/>
+                    <w:jc w:val="center"/>
+                  </w:pPr>
+                  <w:r>
+                    <w:t xml:space="preserve">Gruppe 5</w:t>
+                  </w:r>
+                </w:p>
+              </w:tc>
+              <w:tc>
+                <w:tcPr/>
+                <w:p>
+                  <w:pPr>
+                    <w:pStyle w:val="Compact"/>
+                    <w:keepNext/>
+                  </w:pPr>
+                </w:p>
+              </w:tc>
+              <w:tc>
+                <w:tcPr/>
+                <w:p>
+                  <w:pPr>
+                    <w:pStyle w:val="Compact"/>
+                    <w:keepNext/>
+                  </w:pPr>
+                </w:p>
+              </w:tc>
+              <w:tc>
+                <w:tcPr/>
+                <w:p>
+                  <w:pPr>
+                    <w:pStyle w:val="Compact"/>
+                    <w:keepNext/>
+                  </w:pPr>
+                </w:p>
+              </w:tc>
+              <w:tc>
+                <w:tcPr/>
+                <w:p>
+                  <w:pPr>
+                    <w:pStyle w:val="Compact"/>
+                    <w:keepNext/>
+                  </w:pPr>
+                </w:p>
+              </w:tc>
+              <w:tc>
+                <w:tcPr/>
+                <w:p>
+                  <w:pPr>
+                    <w:pStyle w:val="Compact"/>
+                    <w:keepNext/>
+                  </w:pPr>
+                </w:p>
+              </w:tc>
+            </w:tr>
+            <w:tr>
+              <w:trPr>
+                <w:cantSplit/>
+              </w:trPr>
+              <w:tc>
+                <w:tcPr/>
+                <w:p>
+                  <w:pPr>
+                    <w:pStyle w:val="Compact"/>
+                    <w:jc w:val="left"/>
+                    <w:jc w:val="center"/>
+                  </w:pPr>
+                  <w:r>
+                    <w:rPr>
+                      <w:b/>
+                      <w:bCs/>
+                    </w:rPr>
+                    <w:t xml:space="preserve">Gennemsnit</w:t>
+                  </w:r>
+                </w:p>
+              </w:tc>
+              <w:tc>
+                <w:tcPr/>
+                <w:p>
+                  <w:pPr>
+                    <w:pStyle w:val="Compact"/>
+                  </w:pPr>
+                </w:p>
+              </w:tc>
+              <w:tc>
+                <w:tcPr/>
+                <w:p>
+                  <w:pPr>
+                    <w:pStyle w:val="Compact"/>
+                  </w:pPr>
+                </w:p>
+              </w:tc>
+              <w:tc>
+                <w:tcPr/>
+                <w:p>
+                  <w:pPr>
+                    <w:pStyle w:val="Compact"/>
+                  </w:pPr>
+                </w:p>
+              </w:tc>
+              <w:tc>
+                <w:tcPr/>
+                <w:p>
+                  <w:pPr>
+                    <w:pStyle w:val="Compact"/>
+                  </w:pPr>
+                </w:p>
+              </w:tc>
+              <w:tc>
+                <w:tcPr/>
+                <w:p>
+                  <w:pPr>
+                    <w:pStyle w:val="Compact"/>
+                  </w:pPr>
+                </w:p>
+              </w:tc>
+            </w:tr>
+          </w:tbl>
+          <w:bookmarkEnd w:id="74"/>
+          <w:p/>
+        </w:tc>
+      </w:tr>
+    </w:tbl>
+    <w:p>
+      <w:pPr>
+        <w:pStyle w:val="BodyText"/>
+      </w:pPr>
+      <w:r>
+        <w:t xml:space="preserve">Afsæt gennemsnittene i et koordinatsystem med saltholdigheden på</w:t>
+      </w:r>
+      <w:r>
+        <w:t xml:space="preserve"> </w:t>
+      </w:r>
+      <m:oMath>
+        <m:r>
+          <m:t>x</m:t>
+        </m:r>
+      </m:oMath>
+      <w:r>
+        <w:t xml:space="preserve">-aksen og densiteten på</w:t>
+      </w:r>
+      <w:r>
+        <w:t xml:space="preserve"> </w:t>
+      </w:r>
+      <m:oMath>
+        <m:r>
+          <m:t>y</m:t>
+        </m:r>
+      </m:oMath>
+      <w:r>
+        <w:t xml:space="preserve">-aksen. Lad</w:t>
+      </w:r>
+      <w:r>
+        <w:t xml:space="preserve"> </w:t>
+      </w:r>
+      <w:r>
+        <w:rPr>
+          <w:b/>
+          <w:bCs/>
+        </w:rPr>
+        <w:t xml:space="preserve">ikke</w:t>
+      </w:r>
+      <w:r>
+        <w:t xml:space="preserve"> </w:t>
+      </w:r>
+      <m:oMath>
+        <m:r>
+          <m:t>y</m:t>
+        </m:r>
+      </m:oMath>
+      <w:r>
+        <w:t xml:space="preserve">-aksen begynde i nul — så forsvinder hele forskellen. Tegn den bedste rette linje gennem punkterne, og bestem dens hældning ud fra to punkter på linjen:</w:t>
+      </w:r>
+    </w:p>
+    <w:p>
+      <w:pPr>
+        <w:pStyle w:val="BodyText"/>
+      </w:pPr>
+      <m:oMathPara>
+        <m:oMathParaPr>
+          <m:jc m:val="center"/>
+        </m:oMathParaPr>
+        <m:oMath>
+          <m:r>
+            <m:t>a</m:t>
+          </m:r>
+          <m:r>
+            <m:rPr>
+              <m:sty m:val="p"/>
+            </m:rPr>
+            <m:t>=</m:t>
+          </m:r>
+          <m:f>
+            <m:fPr>
+              <m:type m:val="bar"/>
+            </m:fPr>
+            <m:num>
+              <m:sSub>
+                <m:e>
+                  <m:r>
+                    <m:t>ρ</m:t>
+                  </m:r>
+                </m:e>
+                <m:sub>
+                  <m:r>
+                    <m:t>2</m:t>
+                  </m:r>
+                </m:sub>
+              </m:sSub>
+              <m:r>
+                <m:rPr>
+                  <m:sty m:val="p"/>
+                </m:rPr>
+                <m:t>−</m:t>
+              </m:r>
+              <m:sSub>
+                <m:e>
+                  <m:r>
+                    <m:t>ρ</m:t>
+                  </m:r>
+                </m:e>
+                <m:sub>
+                  <m:r>
+                    <m:t>1</m:t>
+                  </m:r>
+                </m:sub>
+              </m:sSub>
+            </m:num>
+            <m:den>
+              <m:sSub>
+                <m:e>
+                  <m:r>
+                    <m:t>S</m:t>
+                  </m:r>
+                </m:e>
+                <m:sub>
+                  <m:r>
+                    <m:t>2</m:t>
+                  </m:r>
+                </m:sub>
+              </m:sSub>
+              <m:r>
+                <m:rPr>
+                  <m:sty m:val="p"/>
+                </m:rPr>
+                <m:t>−</m:t>
+              </m:r>
+              <m:sSub>
+                <m:e>
+                  <m:r>
+                    <m:t>S</m:t>
+                  </m:r>
+                </m:e>
+                <m:sub>
+                  <m:r>
+                    <m:t>1</m:t>
+                  </m:r>
+                </m:sub>
+              </m:sSub>
+            </m:den>
+          </m:f>
+        </m:oMath>
+      </m:oMathPara>
+    </w:p>
+    <w:p>
+      <w:pPr>
+        <w:pStyle w:val="FirstParagraph"/>
+      </w:pPr>
+      <w:r>
+        <w:t xml:space="preserve">Hældningen fortæller, hvor meget densiteten stiger pr. gram salt pr. liter. Brug linjen til at forudsige densiteten ved 34,9 ‰ — den saltholdighed, der faktisk måles i Grønlandshavet om vinteren.</w:t>
+      </w:r>
+    </w:p>
+    <w:p>
+      <w:pPr>
+        <w:pStyle w:val="BodyText"/>
+      </w:pPr>
+      <w:r>
+        <w:rPr>
+          <w:b/>
+          <w:bCs/>
+        </w:rPr>
+        <w:t xml:space="preserve">6. Bundstrømmens fart.</w:t>
+      </w:r>
+      <w:r>
+        <w:t xml:space="preserve"> </w:t>
+      </w:r>
+      <w:r>
+        <w:t xml:space="preserve">Beregn i Del 3 farten af det blå vand langs bunden:</w:t>
+      </w:r>
+    </w:p>
+    <w:p>
+      <w:pPr>
+        <w:pStyle w:val="BodyText"/>
+      </w:pPr>
+      <m:oMathPara>
+        <m:oMathParaPr>
+          <m:jc m:val="center"/>
+        </m:oMathParaPr>
+        <m:oMath>
+          <m:r>
+            <m:t>v</m:t>
+          </m:r>
+          <m:r>
+            <m:rPr>
+              <m:sty m:val="p"/>
+            </m:rPr>
+            <m:t>=</m:t>
+          </m:r>
+          <m:f>
+            <m:fPr>
+              <m:type m:val="bar"/>
+            </m:fPr>
+            <m:num>
+              <m:r>
+                <m:t>s</m:t>
+              </m:r>
+            </m:num>
+            <m:den>
+              <m:r>
+                <m:t>t</m:t>
+              </m:r>
+            </m:den>
+          </m:f>
+        </m:oMath>
+      </m:oMathPara>
+    </w:p>
+    <w:p>
+      <w:pPr>
+        <w:pStyle w:val="FirstParagraph"/>
+      </w:pPr>
+      <w:r>
+        <w:t xml:space="preserve">hvor</w:t>
+      </w:r>
+      <w:r>
+        <w:t xml:space="preserve"> </w:t>
+      </w:r>
+      <m:oMath>
+        <m:r>
+          <m:t>s</m:t>
+        </m:r>
+      </m:oMath>
+      <w:r>
+        <w:t xml:space="preserve"> </w:t>
+      </w:r>
+      <w:r>
+        <w:t xml:space="preserve">er karrets indvendige længde, og</w:t>
+      </w:r>
+      <w:r>
+        <w:t xml:space="preserve"> </w:t>
+      </w:r>
+      <m:oMath>
+        <m:r>
+          <m:t>t</m:t>
+        </m:r>
+      </m:oMath>
+      <w:r>
+        <w:t xml:space="preserve"> </w:t>
+      </w:r>
+      <w:r>
+        <w:t xml:space="preserve">er den tid, I målte. Angiv resultatet i cm/s. Til sammenligning løber det nordatlantiske dybvand sydpå med omkring 2–10 cm/s — men over en strækning, der er mange millioner gange længere end jeres kar.</w:t>
+      </w:r>
+    </w:p>
+    <w:p>
+      <w:pPr>
+        <w:pStyle w:val="BodyText"/>
+      </w:pPr>
+      <w:r>
+        <w:rPr>
+          <w:b/>
+          <w:bCs/>
+        </w:rPr>
+        <w:t xml:space="preserve">7. Rangordn de virkelige vandmasser.</w:t>
+      </w:r>
+      <w:r>
+        <w:t xml:space="preserve"> </w:t>
+      </w:r>
+      <w:r>
+        <w:t xml:space="preserve">Nedenfor står fire vandmasser fra Nordatlanten med deres målte temperatur, saltholdighed og densitet. Nummerér dem i højre kolonne, 1 = tungest og 4 = letteste.</w:t>
+      </w:r>
+    </w:p>
+    <w:tbl>
+      <w:tblPr>
+        <w:tblStyle w:val="Table"/>
+        <w:tblW w:type="pct" w:w="5000"/>
+        <w:tblLayout w:type="fixed"/>
+        <w:tblLook w:firstRow="0" w:lastRow="0" w:firstColumn="0" w:lastColumn="0" w:noHBand="0" w:noVBand="0" w:val="0000"/>
+      </w:tblPr>
+      <w:tblGrid>
+        <w:gridCol w:w="7920"/>
+      </w:tblGrid>
+      <w:tr>
+        <w:tc>
+          <w:tcPr/>
+          <w:bookmarkStart w:id="75" w:name="tbl-5"/>
+          <w:p>
+            <w:pPr>
+              <w:jc w:val="center"/>
+            </w:pPr>
+            <w:pPr>
+              <w:jc w:val="left"/>
+              <w:spacing w:before="200"/>
+              <w:pStyle w:val="ImageCaption"/>
+            </w:pPr>
+            <w:r>
+              <w:t xml:space="preserve">Tabel 5: Fire vandmasser fra Nordatlanten. Densiteterne er beregnet ved overfladetryk, så tallene kan sammenlignes direkte.</w:t>
+            </w:r>
+          </w:p>
+          <w:tbl>
+            <w:tblPr>
+              <w:tblStyle w:val="Table"/>
+              <w:tblW w:type="auto" w:w="0"/>
+              <w:tblLook w:firstRow="1" w:lastRow="0" w:firstColumn="0" w:lastColumn="0" w:noHBand="0" w:noVBand="0" w:val="0020"/>
+            </w:tblPr>
+            <w:tblGrid>
+              <w:gridCol w:w="1584"/>
+              <w:gridCol w:w="1584"/>
+              <w:gridCol w:w="1584"/>
+              <w:gridCol w:w="1584"/>
+              <w:gridCol w:w="1584"/>
+            </w:tblGrid>
+            <w:tr>
+              <w:trPr>
+                <w:cantSplit/>
+                <w:tblHeader w:val="on"/>
+              </w:trPr>
+              <w:tc>
+                <w:tcPr/>
+                <w:p>
+                  <w:pPr>
+                    <w:pStyle w:val="Compact"/>
+                    <w:keepNext/>
+                    <w:jc w:val="left"/>
+                    <w:jc w:val="center"/>
+                  </w:pPr>
+                  <w:r>
+                    <w:t xml:space="preserve">Vandmasse</w:t>
+                  </w:r>
+                </w:p>
+              </w:tc>
+              <w:tc>
+                <w:tcPr/>
+                <w:p>
+                  <w:pPr>
+                    <w:pStyle w:val="Compact"/>
+                    <w:keepNext/>
+                    <w:jc w:val="right"/>
+                    <w:jc w:val="center"/>
+                  </w:pPr>
+                  <w:r>
+                    <w:t xml:space="preserve">Temperatur</w:t>
+                  </w:r>
+                </w:p>
+              </w:tc>
+              <w:tc>
+                <w:tcPr/>
+                <w:p>
+                  <w:pPr>
+                    <w:pStyle w:val="Compact"/>
+                    <w:keepNext/>
+                    <w:jc w:val="right"/>
+                    <w:jc w:val="center"/>
+                  </w:pPr>
+                  <w:r>
+                    <w:t xml:space="preserve">Saltholdighed</w:t>
+                  </w:r>
+                </w:p>
+              </w:tc>
+              <w:tc>
+                <w:tcPr/>
+                <w:p>
+                  <w:pPr>
+                    <w:pStyle w:val="Compact"/>
+                    <w:keepNext/>
+                    <w:jc w:val="right"/>
+                    <w:jc w:val="center"/>
+                  </w:pPr>
+                  <w:r>
+                    <w:t xml:space="preserve">Densitet (kg/m³)</w:t>
+                  </w:r>
+                </w:p>
+              </w:tc>
+              <w:tc>
+                <w:tcPr/>
+                <w:p>
+                  <w:pPr>
+                    <w:pStyle w:val="Compact"/>
+                    <w:keepNext/>
+                    <w:jc w:val="center"/>
+                    <w:jc w:val="center"/>
+                  </w:pPr>
+                  <w:r>
+                    <w:t xml:space="preserve">Nr.</w:t>
+                  </w:r>
+                </w:p>
+              </w:tc>
+            </w:tr>
+            <w:tr>
+              <w:trPr>
+                <w:cantSplit/>
+              </w:trPr>
+              <w:tc>
+                <w:tcPr/>
+                <w:p>
+                  <w:pPr>
+                    <w:pStyle w:val="Compact"/>
+                    <w:keepNext/>
+                    <w:jc w:val="left"/>
+                    <w:jc w:val="center"/>
+                  </w:pPr>
+                  <w:r>
+                    <w:t xml:space="preserve">Golfstrømmen ved overfladen</w:t>
+                  </w:r>
+                </w:p>
+              </w:tc>
+              <w:tc>
+                <w:tcPr/>
+                <w:p>
+                  <w:pPr>
+                    <w:pStyle w:val="Compact"/>
+                    <w:keepNext/>
+                    <w:jc w:val="right"/>
+                    <w:jc w:val="center"/>
+                  </w:pPr>
+                  <w:r>
+                    <w:t xml:space="preserve">12 °C</w:t>
+                  </w:r>
+                </w:p>
+              </w:tc>
+              <w:tc>
+                <w:tcPr/>
+                <w:p>
+                  <w:pPr>
+                    <w:pStyle w:val="Compact"/>
+                    <w:keepNext/>
+                    <w:jc w:val="right"/>
+                    <w:jc w:val="center"/>
+                  </w:pPr>
+                  <w:r>
+                    <w:t xml:space="preserve">35,5 ‰</w:t>
+                  </w:r>
+                </w:p>
+              </w:tc>
+              <w:tc>
+                <w:tcPr/>
+                <w:p>
+                  <w:pPr>
+                    <w:pStyle w:val="Compact"/>
+                    <w:keepNext/>
+                    <w:jc w:val="right"/>
+                    <w:jc w:val="center"/>
+                  </w:pPr>
+                  <w:r>
+                    <w:t xml:space="preserve">1026,9</w:t>
+                  </w:r>
+                </w:p>
+              </w:tc>
+              <w:tc>
+                <w:tcPr/>
+                <w:p>
+                  <w:pPr>
+                    <w:pStyle w:val="Compact"/>
+                    <w:keepNext/>
+                    <w:jc w:val="center"/>
+                    <w:jc w:val="center"/>
+                  </w:pPr>
+                  <w:r>
+                    <w:t xml:space="preserve">___</w:t>
+                  </w:r>
+                </w:p>
+              </w:tc>
+            </w:tr>
+            <w:tr>
+              <w:trPr>
+                <w:cantSplit/>
+              </w:trPr>
+              <w:tc>
+                <w:tcPr/>
+                <w:p>
+                  <w:pPr>
+                    <w:pStyle w:val="Compact"/>
+                    <w:keepNext/>
+                    <w:jc w:val="left"/>
+                    <w:jc w:val="center"/>
+                  </w:pPr>
+                  <w:r>
+                    <w:t xml:space="preserve">Grønlandshavet om vinteren</w:t>
+                  </w:r>
+                </w:p>
+              </w:tc>
+              <w:tc>
+                <w:tcPr/>
+                <w:p>
+                  <w:pPr>
+                    <w:pStyle w:val="Compact"/>
+                    <w:keepNext/>
+                    <w:jc w:val="right"/>
+                    <w:jc w:val="center"/>
+                  </w:pPr>
+                  <w:r>
+                    <w:t xml:space="preserve">−1 °C</w:t>
+                  </w:r>
+                </w:p>
+              </w:tc>
+              <w:tc>
+                <w:tcPr/>
+                <w:p>
+                  <w:pPr>
+                    <w:pStyle w:val="Compact"/>
+                    <w:keepNext/>
+                    <w:jc w:val="right"/>
+                    <w:jc w:val="center"/>
+                  </w:pPr>
+                  <w:r>
+                    <w:t xml:space="preserve">34,9 ‰</w:t>
+                  </w:r>
+                </w:p>
+              </w:tc>
+              <w:tc>
+                <w:tcPr/>
+                <w:p>
+                  <w:pPr>
+                    <w:pStyle w:val="Compact"/>
+                    <w:keepNext/>
+                    <w:jc w:val="right"/>
+                    <w:jc w:val="center"/>
+                  </w:pPr>
+                  <w:r>
+                    <w:t xml:space="preserve">1028,1</w:t>
+                  </w:r>
+                </w:p>
+              </w:tc>
+              <w:tc>
+                <w:tcPr/>
+                <w:p>
+                  <w:pPr>
+                    <w:pStyle w:val="Compact"/>
+                    <w:keepNext/>
+                    <w:jc w:val="center"/>
+                    <w:jc w:val="center"/>
+                  </w:pPr>
+                  <w:r>
+                    <w:t xml:space="preserve">___</w:t>
+                  </w:r>
+                </w:p>
+              </w:tc>
+            </w:tr>
+            <w:tr>
+              <w:trPr>
+                <w:cantSplit/>
+              </w:trPr>
+              <w:tc>
+                <w:tcPr/>
+                <w:p>
+                  <w:pPr>
+                    <w:pStyle w:val="Compact"/>
+                    <w:keepNext/>
+                    <w:jc w:val="left"/>
+                    <w:jc w:val="center"/>
+                  </w:pPr>
+                  <w:r>
+                    <w:t xml:space="preserve">Dybvand, 3000 m nede</w:t>
+                  </w:r>
+                </w:p>
+              </w:tc>
+              <w:tc>
+                <w:tcPr/>
+                <w:p>
+                  <w:pPr>
+                    <w:pStyle w:val="Compact"/>
+                    <w:keepNext/>
+                    <w:jc w:val="right"/>
+                    <w:jc w:val="center"/>
+                  </w:pPr>
+                  <w:r>
+                    <w:t xml:space="preserve">2 °C</w:t>
+                  </w:r>
+                </w:p>
+              </w:tc>
+              <w:tc>
+                <w:tcPr/>
+                <w:p>
+                  <w:pPr>
+                    <w:pStyle w:val="Compact"/>
+                    <w:keepNext/>
+                    <w:jc w:val="right"/>
+                    <w:jc w:val="center"/>
+                  </w:pPr>
+                  <w:r>
+                    <w:t xml:space="preserve">34,9 ‰</w:t>
+                  </w:r>
+                </w:p>
+              </w:tc>
+              <w:tc>
+                <w:tcPr/>
+                <w:p>
+                  <w:pPr>
+                    <w:pStyle w:val="Compact"/>
+                    <w:keepNext/>
+                    <w:jc w:val="right"/>
+                    <w:jc w:val="center"/>
+                  </w:pPr>
+                  <w:r>
+                    <w:t xml:space="preserve">1027,9</w:t>
+                  </w:r>
+                </w:p>
+              </w:tc>
+              <w:tc>
+                <w:tcPr/>
+                <w:p>
+                  <w:pPr>
+                    <w:pStyle w:val="Compact"/>
+                    <w:keepNext/>
+                    <w:jc w:val="center"/>
+                    <w:jc w:val="center"/>
+                  </w:pPr>
+                  <w:r>
+                    <w:t xml:space="preserve">___</w:t>
+                  </w:r>
+                </w:p>
+              </w:tc>
+            </w:tr>
+            <w:tr>
+              <w:trPr>
+                <w:cantSplit/>
+              </w:trPr>
+              <w:tc>
+                <w:tcPr/>
+                <w:p>
+                  <w:pPr>
+                    <w:pStyle w:val="Compact"/>
+                    <w:jc w:val="left"/>
+                    <w:jc w:val="center"/>
+                  </w:pPr>
+                  <w:r>
+                    <w:t xml:space="preserve">Smeltevand fra indlandsisen</w:t>
+                  </w:r>
+                </w:p>
+              </w:tc>
+              <w:tc>
+                <w:tcPr/>
+                <w:p>
+                  <w:pPr>
+                    <w:pStyle w:val="Compact"/>
+                    <w:jc w:val="right"/>
+                    <w:jc w:val="center"/>
+                  </w:pPr>
+                  <w:r>
+                    <w:t xml:space="preserve">1 °C</w:t>
+                  </w:r>
+                </w:p>
+              </w:tc>
+              <w:tc>
+                <w:tcPr/>
+                <w:p>
+                  <w:pPr>
+                    <w:pStyle w:val="Compact"/>
+                    <w:jc w:val="right"/>
+                    <w:jc w:val="center"/>
+                  </w:pPr>
+                  <w:r>
+                    <w:t xml:space="preserve">0 ‰</w:t>
+                  </w:r>
+                </w:p>
+              </w:tc>
+              <w:tc>
+                <w:tcPr/>
+                <w:p>
+                  <w:pPr>
+                    <w:pStyle w:val="Compact"/>
+                    <w:jc w:val="right"/>
+                    <w:jc w:val="center"/>
+                  </w:pPr>
+                  <w:r>
+                    <w:t xml:space="preserve">1000,0</w:t>
+                  </w:r>
+                </w:p>
+              </w:tc>
+              <w:tc>
+                <w:tcPr/>
+                <w:p>
+                  <w:pPr>
+                    <w:pStyle w:val="Compact"/>
+                    <w:jc w:val="center"/>
+                    <w:jc w:val="center"/>
+                  </w:pPr>
+                  <w:r>
+                    <w:t xml:space="preserve">___</w:t>
+                  </w:r>
+                </w:p>
+              </w:tc>
+            </w:tr>
+          </w:tbl>
+          <w:bookmarkEnd w:id="75"/>
+          <w:p/>
+        </w:tc>
+      </w:tr>
+    </w:tbl>
+    <w:p>
+      <w:pPr>
+        <w:pStyle w:val="BodyText"/>
+      </w:pPr>
+      <w:r>
+        <w:rPr>
+          <w:b/>
+          <w:bCs/>
+        </w:rPr>
+        <w:t xml:space="preserve">8. Saml op.</w:t>
+      </w:r>
+      <w:r>
+        <w:t xml:space="preserve"> </w:t>
+      </w:r>
       <w:r>
         <w:t xml:space="preserve">Sammenhold</w:t>
       </w:r>
@@ -1469,7 +4606,7 @@
         <w:t xml:space="preserve"> </w:t>
       </w:r>
       <w:r>
-        <w:t xml:space="preserve">og</w:t>
+        <w:t xml:space="preserve">med</w:t>
       </w:r>
       <w:r>
         <w:t xml:space="preserve"> </w:t>
@@ -1483,11 +4620,28 @@
         </w:r>
       </w:hyperlink>
       <w:r>
-        <w:t xml:space="preserve">: hvordan hænger densitetsforskellen, I lige har regnet ud, sammen med det, I så ske i Del 2 og Del 3?</w:t>
-      </w:r>
-    </w:p>
-    <w:bookmarkEnd w:id="36"/>
-    <w:bookmarkStart w:id="37" w:name="journalspørgsmål"/>
+        <w:t xml:space="preserve"> </w:t>
+      </w:r>
+      <w:r>
+        <w:t xml:space="preserve">og</w:t>
+      </w:r>
+      <w:r>
+        <w:t xml:space="preserve"> </w:t>
+      </w:r>
+      <w:hyperlink w:anchor="tbl-5">
+        <w:r>
+          <w:rPr>
+            <w:rStyle w:val="Hyperlink"/>
+          </w:rPr>
+          <w:t xml:space="preserve">Tabel 5</w:t>
+        </w:r>
+      </w:hyperlink>
+      <w:r>
+        <w:t xml:space="preserve">: forklar med tallene i hånden, hvorfor bevægelserne i Del 1, 2 og 3 gik den vej, de gjorde.</w:t>
+      </w:r>
+    </w:p>
+    <w:bookmarkEnd w:id="76"/>
+    <w:bookmarkStart w:id="82" w:name="journalspørgsmål"/>
     <w:p>
       <w:pPr>
         <w:pStyle w:val="Heading2"/>
@@ -1496,6 +4650,130 @@
         <w:t xml:space="preserve">Journalspørgsmål</w:t>
       </w:r>
     </w:p>
+    <w:p>
+      <w:pPr>
+        <w:pStyle w:val="Compact"/>
+        <w:numPr>
+          <w:ilvl w:val="0"/>
+          <w:numId w:val="1007"/>
+        </w:numPr>
+      </w:pPr>
+      <w:r>
+        <w:t xml:space="preserve">Forklar med fagbegreberne densitet, temperatur og salinitet, hvorfor det kolde vand synker ved isen i Del 3, og hvorfor vandet stiger igen ved den varme flaske.</w:t>
+      </w:r>
+    </w:p>
+    <w:p>
+      <w:pPr>
+        <w:pStyle w:val="Compact"/>
+        <w:numPr>
+          <w:ilvl w:val="0"/>
+          <w:numId w:val="1007"/>
+        </w:numPr>
+      </w:pPr>
+      <w:r>
+        <w:t xml:space="preserve">Forklar, hvorfor havis gør vandet under isen tungere, end kulden alene ville gøre det. Hvorfor kan jeres model ikke vise den effekt?</w:t>
+      </w:r>
+    </w:p>
+    <w:p>
+      <w:pPr>
+        <w:pStyle w:val="Compact"/>
+        <w:numPr>
+          <w:ilvl w:val="0"/>
+          <w:numId w:val="1007"/>
+        </w:numPr>
+      </w:pPr>
+      <w:r>
+        <w:t xml:space="preserve">Tegn Grønlandspumpen ind på tværsnittet herunder: en rød pil hvor det varme vand løber nordpå ved overfladen, en blå pil hvor det tunge vand synker ved Grønland, og en blå pil hvor dybvandet løber sydpå langs bunden. Sæt derefter et kryds dér, hvor der sker det samme som i jeres kar.</w:t>
+      </w:r>
+    </w:p>
+    <w:tbl>
+      <w:tblPr>
+        <w:tblStyle w:val="Table"/>
+        <w:tblW w:type="pct" w:w="5000"/>
+        <w:tblLayout w:type="fixed"/>
+        <w:tblLook w:firstRow="0" w:lastRow="0" w:firstColumn="0" w:lastColumn="0" w:noHBand="0" w:noVBand="0" w:val="0000"/>
+      </w:tblPr>
+      <w:tblGrid>
+        <w:gridCol w:w="7920"/>
+      </w:tblGrid>
+      <w:tr>
+        <w:tc>
+          <w:tcPr/>
+          <w:bookmarkStart w:id="81" w:name="fig-tvaersnit"/>
+          <w:p>
+            <w:pPr>
+              <w:pStyle w:val="Compact"/>
+              <w:jc w:val="center"/>
+            </w:pPr>
+            <w:r>
+              <w:drawing>
+                <wp:inline>
+                  <wp:extent cx="6096000" cy="3009900"/>
+                  <wp:effectExtent b="0" l="0" r="0" t="0"/>
+                  <wp:docPr descr="" title="" id="78" name="Picture"/>
+                  <a:graphic>
+                    <a:graphicData uri="http://schemas.openxmlformats.org/drawingml/2006/picture">
+                      <pic:pic>
+                        <pic:nvPicPr>
+                          <pic:cNvPr descr="figurer/tvaersnit.svg" id="79" name="Picture"/>
+                          <pic:cNvPicPr>
+                            <a:picLocks noChangeArrowheads="1" noChangeAspect="1"/>
+                          </pic:cNvPicPr>
+                        </pic:nvPicPr>
+                        <pic:blipFill>
+                          <a:blip r:embed="rId80">
+                            <a:extLst>
+                              <a:ext uri="{28A0092B-C50C-407E-A947-70E740481C1C}">
+                                <ns6:useLocalDpi val="0"/>
+                              </a:ext>
+                              <a:ext uri="{96DAC541-7B7A-43D3-8B79-37D633B846F1}">
+                                <ns7:svgBlip r:embed="rId77"/>
+                              </a:ext>
+                            </a:extLst>
+                          </a:blip>
+                          <a:stretch>
+                            <a:fillRect/>
+                          </a:stretch>
+                        </pic:blipFill>
+                        <pic:spPr bwMode="auto">
+                          <a:xfrm>
+                            <a:off x="0" y="0"/>
+                            <a:ext cx="6096000" cy="3009900"/>
+                          </a:xfrm>
+                          <a:prstGeom prst="rect">
+                            <a:avLst/>
+                          </a:prstGeom>
+                          <a:noFill/>
+                          <a:ln w="9525">
+                            <a:noFill/>
+                            <a:headEnd/>
+                            <a:tailEnd/>
+                          </a:ln>
+                        </pic:spPr>
+                      </pic:pic>
+                    </a:graphicData>
+                  </a:graphic>
+                </wp:inline>
+              </w:drawing>
+            </w:r>
+          </w:p>
+          <w:p>
+            <w:pPr>
+              <w:jc w:val="center"/>
+            </w:pPr>
+            <w:pPr>
+              <w:jc w:val="left"/>
+              <w:spacing w:before="200"/>
+              <w:pStyle w:val="ImageCaption"/>
+            </w:pPr>
+            <w:r>
+              <w:t xml:space="preserve">Figur 7: Tværsnit af Nordatlanten fra Danmark til Grønland. Tegn selv pilene ind.</w:t>
+            </w:r>
+          </w:p>
+          <w:bookmarkEnd w:id="81"/>
+        </w:tc>
+      </w:tr>
+    </w:tbl>
     <w:p>
       <w:pPr>
         <w:pStyle w:val="Compact"/>
@@ -1505,7 +4783,7 @@
         </w:numPr>
       </w:pPr>
       <w:r>
-        <w:t xml:space="preserve">Forklar med fagbegreber (densitet, temperatur, salinitet), hvorfor det kolde vand synker ved isen, og hvorfor det varme vand stiger ved flasken i Del 3.</w:t>
+        <w:t xml:space="preserve">Nævn mindst tre måder, modellen er en forsimpling af det virkelige hav på — tænk på størrelse, tidsskala, vandets saltindhold, varmekilden, vinden og Jordens rotation. Vurdér for hver af dem, om forsimplingen ændrer selve mekanismen eller kun skalaen.</w:t>
       </w:r>
     </w:p>
     <w:p>
@@ -1517,7 +4795,40 @@
         </w:numPr>
       </w:pPr>
       <w:r>
-        <w:t xml:space="preserve">Hvordan minder cirkulationen i karret om den rigtige dybvandsdannelse ved Grønland? Nævn også mindst to måder, modellen er en forsimpling af det virkelige hav (fx størrelse, tidsskala, vind og jordrotation).</w:t>
+        <w:t xml:space="preserve">Golfstrømmen har faktisk det højeste saltindhold af de tre havvandsmasser i</w:t>
+      </w:r>
+      <w:r>
+        <w:t xml:space="preserve"> </w:t>
+      </w:r>
+      <w:hyperlink w:anchor="tbl-5">
+        <w:r>
+          <w:rPr>
+            <w:rStyle w:val="Hyperlink"/>
+          </w:rPr>
+          <w:t xml:space="preserve">Tabel 5</w:t>
+        </w:r>
+      </w:hyperlink>
+      <w:r>
+        <w:t xml:space="preserve"> </w:t>
+      </w:r>
+      <w:r>
+        <w:t xml:space="preserve">og er alligevel den letteste. Forklar hvorfor, og brug det til at forklare, hvad ordet</w:t>
+      </w:r>
+      <w:r>
+        <w:t xml:space="preserve"> </w:t>
+      </w:r>
+      <w:r>
+        <w:rPr>
+          <w:i/>
+          <w:iCs/>
+        </w:rPr>
+        <w:t xml:space="preserve">termohalin</w:t>
+      </w:r>
+      <w:r>
+        <w:t xml:space="preserve"> </w:t>
+      </w:r>
+      <w:r>
+        <w:t xml:space="preserve">dækker over.</w:t>
       </w:r>
     </w:p>
     <w:p>
@@ -1529,7 +4840,7 @@
         </w:numPr>
       </w:pPr>
       <w:r>
-        <w:t xml:space="preserve">I virkeligheden smelter Grønlands indlandsis og tilfører Nordatlanten ferskvand. Hvad ville der ske med jeres model, hvis I gentog Del 3 med smeltende ferskvandsis i stedet for almindelig is — og hvorfor?</w:t>
+        <w:t xml:space="preserve">Diskutér fejlkilderne i densitetsmålingen: aflæsning af de 100 mL, vandets temperatur, vægtens opløsning og eventuelle rester i måleglasset. Hvilken af dem betyder mest, når forskellen mellem de to væsker kun er ca. 0,025 g/cm³? Kan jeres afvigelse fra litteraturværdien forklares af dem?</w:t>
       </w:r>
     </w:p>
     <w:p>
@@ -1541,7 +4852,21 @@
         </w:numPr>
       </w:pPr>
       <w:r>
-        <w:t xml:space="preserve">Hvad kan en svækket eller helt stoppet Grønlandspumpe betyde for klimaet i Danmark og Nordeuropa? Inddrag begrebet global energitransport via havstrømme, og forklar sammenhængen til Golfstrømmen (Den Nordatlantiske Strøm).</w:t>
+        <w:t xml:space="preserve">Brug densiteten af smeltevand i</w:t>
+      </w:r>
+      <w:r>
+        <w:t xml:space="preserve"> </w:t>
+      </w:r>
+      <w:hyperlink w:anchor="tbl-5">
+        <w:r>
+          <w:rPr>
+            <w:rStyle w:val="Hyperlink"/>
+          </w:rPr>
+          <w:t xml:space="preserve">Tabel 5</w:t>
+        </w:r>
+      </w:hyperlink>
+      <w:r>
+        <w:t xml:space="preserve">, sammenholdt med jeres egen målte densitet af saltvand, til at forklare, hvad der sker med dybvandsdannelsen, hvis Grønlands indlandsis smelter hurtigere og tilfører Nordatlanten store mængder ferskvand.</w:t>
       </w:r>
     </w:p>
     <w:p>
@@ -1553,10 +4878,34 @@
         </w:numPr>
       </w:pPr>
       <w:r>
-        <w:t xml:space="preserve">Diskutér metoden: hvilke variable holdt I konstant, og hvilke ændrede I mellem de fire delforsøg? Stemte jeres hypoteser med det, der rent faktisk skete? Kunne en anden gruppe gentage forsøget og få samme resultat?</w:t>
-      </w:r>
-    </w:p>
-    <w:bookmarkEnd w:id="37"/>
+        <w:t xml:space="preserve">Klimanormalerne 1991–2020 giver København (55,7° N) en middeltemperatur i januar på +1,4 °C, mens Happy Valley-Goose Bay i Labrador (53,3° N) ligger på −17 °C — og København ligger endda længst mod nord. Om sommeren er de to byer næsten ens. Forklar forskellen ud fra den termohaline cirkulation og havstrømmenes globale energitransport.</w:t>
+      </w:r>
+    </w:p>
+    <w:p>
+      <w:pPr>
+        <w:pStyle w:val="Compact"/>
+        <w:numPr>
+          <w:ilvl w:val="0"/>
+          <w:numId w:val="1008"/>
+        </w:numPr>
+      </w:pPr>
+      <w:r>
+        <w:t xml:space="preserve">Vurdér, hvad en varig svækkelse af Grønlandspumpen kan betyde for klimaet i Danmark og Nordvesteuropa. Inddrag både temperatur og nedbør, og overvej, hvorfor en svækkelse ikke er det samme som en ny istid.</w:t>
+      </w:r>
+    </w:p>
+    <w:p>
+      <w:pPr>
+        <w:pStyle w:val="Compact"/>
+        <w:numPr>
+          <w:ilvl w:val="0"/>
+          <w:numId w:val="1008"/>
+        </w:numPr>
+      </w:pPr>
+      <w:r>
+        <w:t xml:space="preserve">Diskutér metoden: hvilke variable holdt I konstant, og hvilke ændrede I mellem delforsøgene? Holdt jeres hypoteser? Kunne en anden gruppe gentage forsøget og få samme resultat?</w:t>
+      </w:r>
+    </w:p>
+    <w:bookmarkEnd w:id="82"/>
     <w:sectPr>
       <w:headerReference r:id="rId7" w:type="default"/>
       <w:footerReference r:id="rId8" w:type="default"/>
@@ -1688,7 +5037,7 @@
         <w:sz w:val="16"/>
         <w:szCs w:val="16"/>
       </w:rPr>
-      <w:t xml:space="preserve"/>
+      <w:t xml:space="preserve">NATURGEOGRAFI</w:t>
     </w:r>
     <w:r>
       <w:rPr>
@@ -2084,11 +5433,11 @@
       </w:rPr>
     </w:lvl>
   </w:abstractNum>
-  <w:abstractNum w:abstractNumId="99413">
-    <w:nsid w:val="00A99413"/>
+  <w:abstractNum w:abstractNumId="99414">
+    <w:nsid w:val="00A99414"/>
     <w:multiLevelType w:val="multilevel"/>
     <w:lvl w:ilvl="0">
-      <w:start w:val="3"/>
+      <w:start w:val="4"/>
       <w:numFmt w:val="decimal"/>
       <w:lvlText w:val="%1."/>
       <w:lvlJc w:val="left"/>
@@ -2097,7 +5446,7 @@
       </w:pPr>
     </w:lvl>
     <w:lvl w:ilvl="1">
-      <w:start w:val="3"/>
+      <w:start w:val="4"/>
       <w:numFmt w:val="decimal"/>
       <w:lvlText w:val="%2."/>
       <w:lvlJc w:val="left"/>
@@ -2106,7 +5455,7 @@
       </w:pPr>
     </w:lvl>
     <w:lvl w:ilvl="2">
-      <w:start w:val="3"/>
+      <w:start w:val="4"/>
       <w:numFmt w:val="decimal"/>
       <w:lvlText w:val="%3."/>
       <w:lvlJc w:val="left"/>
@@ -2115,7 +5464,7 @@
       </w:pPr>
     </w:lvl>
     <w:lvl w:ilvl="3">
-      <w:start w:val="3"/>
+      <w:start w:val="4"/>
       <w:numFmt w:val="decimal"/>
       <w:lvlText w:val="%4."/>
       <w:lvlJc w:val="left"/>
@@ -2124,7 +5473,7 @@
       </w:pPr>
     </w:lvl>
     <w:lvl w:ilvl="4">
-      <w:start w:val="3"/>
+      <w:start w:val="4"/>
       <w:numFmt w:val="decimal"/>
       <w:lvlText w:val="%5."/>
       <w:lvlJc w:val="left"/>
@@ -2133,7 +5482,7 @@
       </w:pPr>
     </w:lvl>
     <w:lvl w:ilvl="5">
-      <w:start w:val="3"/>
+      <w:start w:val="4"/>
       <w:numFmt w:val="decimal"/>
       <w:lvlText w:val="%6."/>
       <w:lvlJc w:val="left"/>
@@ -2142,7 +5491,7 @@
       </w:pPr>
     </w:lvl>
     <w:lvl w:ilvl="6">
-      <w:start w:val="3"/>
+      <w:start w:val="4"/>
       <w:numFmt w:val="decimal"/>
       <w:lvlText w:val="%7."/>
       <w:lvlJc w:val="left"/>
@@ -2151,7 +5500,7 @@
       </w:pPr>
     </w:lvl>
     <w:lvl w:ilvl="7">
-      <w:start w:val="3"/>
+      <w:start w:val="4"/>
       <w:numFmt w:val="decimal"/>
       <w:lvlText w:val="%8."/>
       <w:lvlJc w:val="left"/>
@@ -2160,7 +5509,7 @@
       </w:pPr>
     </w:lvl>
     <w:lvl w:ilvl="8">
-      <w:start w:val="3"/>
+      <w:start w:val="4"/>
       <w:numFmt w:val="decimal"/>
       <w:lvlText w:val="%9."/>
       <w:lvlJc w:val="left"/>
@@ -2221,34 +5570,7 @@
     </w:lvlOverride>
   </w:num>
   <w:num w:numId="1002">
-    <w:abstractNumId w:val="99411"/>
-    <w:lvlOverride w:ilvl="0">
-      <w:startOverride w:val="1"/>
-    </w:lvlOverride>
-    <w:lvlOverride w:ilvl="1">
-      <w:startOverride w:val="1"/>
-    </w:lvlOverride>
-    <w:lvlOverride w:ilvl="2">
-      <w:startOverride w:val="1"/>
-    </w:lvlOverride>
-    <w:lvlOverride w:ilvl="3">
-      <w:startOverride w:val="1"/>
-    </w:lvlOverride>
-    <w:lvlOverride w:ilvl="4">
-      <w:startOverride w:val="1"/>
-    </w:lvlOverride>
-    <w:lvlOverride w:ilvl="5">
-      <w:startOverride w:val="1"/>
-    </w:lvlOverride>
-    <w:lvlOverride w:ilvl="6">
-      <w:startOverride w:val="1"/>
-    </w:lvlOverride>
-    <w:lvlOverride w:ilvl="7">
-      <w:startOverride w:val="1"/>
-    </w:lvlOverride>
-    <w:lvlOverride w:ilvl="8">
-      <w:startOverride w:val="1"/>
-    </w:lvlOverride>
+    <w:abstractNumId w:val="991"/>
   </w:num>
   <w:num w:numId="1003">
     <w:abstractNumId w:val="99411"/>
@@ -2311,7 +5633,34 @@
     </w:lvlOverride>
   </w:num>
   <w:num w:numId="1005">
-    <w:abstractNumId w:val="991"/>
+    <w:abstractNumId w:val="99411"/>
+    <w:lvlOverride w:ilvl="0">
+      <w:startOverride w:val="1"/>
+    </w:lvlOverride>
+    <w:lvlOverride w:ilvl="1">
+      <w:startOverride w:val="1"/>
+    </w:lvlOverride>
+    <w:lvlOverride w:ilvl="2">
+      <w:startOverride w:val="1"/>
+    </w:lvlOverride>
+    <w:lvlOverride w:ilvl="3">
+      <w:startOverride w:val="1"/>
+    </w:lvlOverride>
+    <w:lvlOverride w:ilvl="4">
+      <w:startOverride w:val="1"/>
+    </w:lvlOverride>
+    <w:lvlOverride w:ilvl="5">
+      <w:startOverride w:val="1"/>
+    </w:lvlOverride>
+    <w:lvlOverride w:ilvl="6">
+      <w:startOverride w:val="1"/>
+    </w:lvlOverride>
+    <w:lvlOverride w:ilvl="7">
+      <w:startOverride w:val="1"/>
+    </w:lvlOverride>
+    <w:lvlOverride w:ilvl="8">
+      <w:startOverride w:val="1"/>
+    </w:lvlOverride>
   </w:num>
   <w:num w:numId="1006">
     <w:abstractNumId w:val="99411"/>
@@ -2344,36 +5693,6 @@
     </w:lvlOverride>
   </w:num>
   <w:num w:numId="1007">
-    <w:abstractNumId w:val="99413"/>
-    <w:lvlOverride w:ilvl="0">
-      <w:startOverride w:val="3"/>
-    </w:lvlOverride>
-    <w:lvlOverride w:ilvl="1">
-      <w:startOverride w:val="3"/>
-    </w:lvlOverride>
-    <w:lvlOverride w:ilvl="2">
-      <w:startOverride w:val="3"/>
-    </w:lvlOverride>
-    <w:lvlOverride w:ilvl="3">
-      <w:startOverride w:val="3"/>
-    </w:lvlOverride>
-    <w:lvlOverride w:ilvl="4">
-      <w:startOverride w:val="3"/>
-    </w:lvlOverride>
-    <w:lvlOverride w:ilvl="5">
-      <w:startOverride w:val="3"/>
-    </w:lvlOverride>
-    <w:lvlOverride w:ilvl="6">
-      <w:startOverride w:val="3"/>
-    </w:lvlOverride>
-    <w:lvlOverride w:ilvl="7">
-      <w:startOverride w:val="3"/>
-    </w:lvlOverride>
-    <w:lvlOverride w:ilvl="8">
-      <w:startOverride w:val="3"/>
-    </w:lvlOverride>
-  </w:num>
-  <w:num w:numId="1008">
     <w:abstractNumId w:val="99411"/>
     <w:lvlOverride w:ilvl="0">
       <w:startOverride w:val="1"/>
@@ -2401,6 +5720,36 @@
     </w:lvlOverride>
     <w:lvlOverride w:ilvl="8">
       <w:startOverride w:val="1"/>
+    </w:lvlOverride>
+  </w:num>
+  <w:num w:numId="1008">
+    <w:abstractNumId w:val="99414"/>
+    <w:lvlOverride w:ilvl="0">
+      <w:startOverride w:val="4"/>
+    </w:lvlOverride>
+    <w:lvlOverride w:ilvl="1">
+      <w:startOverride w:val="4"/>
+    </w:lvlOverride>
+    <w:lvlOverride w:ilvl="2">
+      <w:startOverride w:val="4"/>
+    </w:lvlOverride>
+    <w:lvlOverride w:ilvl="3">
+      <w:startOverride w:val="4"/>
+    </w:lvlOverride>
+    <w:lvlOverride w:ilvl="4">
+      <w:startOverride w:val="4"/>
+    </w:lvlOverride>
+    <w:lvlOverride w:ilvl="5">
+      <w:startOverride w:val="4"/>
+    </w:lvlOverride>
+    <w:lvlOverride w:ilvl="6">
+      <w:startOverride w:val="4"/>
+    </w:lvlOverride>
+    <w:lvlOverride w:ilvl="7">
+      <w:startOverride w:val="4"/>
+    </w:lvlOverride>
+    <w:lvlOverride w:ilvl="8">
+      <w:startOverride w:val="4"/>
     </w:lvlOverride>
   </w:num>
 </w:numbering>
